--- a/resumes/zachary-cortinovis-resume-mar2026.docx
+++ b/resumes/zachary-cortinovis-resume-mar2026.docx
@@ -32,7 +32,7 @@
         <w:pStyle w:val="Heading2"/>
         <w:rPr>
           <w:rFonts w:ascii="Helvetica" w:hAnsi="Helvetica"/>
-          <w:color w:val="548DD4" w:themeColor="text2" w:themeTint="99"/>
+          <w:color w:val="4F81BD" w:themeColor="accent1"/>
           <w:sz w:val="28"/>
           <w:szCs w:val="28"/>
         </w:rPr>
@@ -42,7 +42,7 @@
       <w:r>
         <w:rPr>
           <w:rFonts w:ascii="Helvetica" w:hAnsi="Helvetica"/>
-          <w:color w:val="548DD4" w:themeColor="text2" w:themeTint="99"/>
+          <w:color w:val="4F81BD" w:themeColor="accent1"/>
           <w:sz w:val="28"/>
           <w:szCs w:val="28"/>
         </w:rPr>
@@ -109,7 +109,7 @@
         <w:r>
           <w:rPr>
             <w:rFonts w:ascii="Helvetica" w:hAnsi="Helvetica"/>
-            <w:color w:val="548DD4" w:themeColor="text2" w:themeTint="99"/>
+            <w:color w:val="1155CC"/>
             <w:sz w:val="20"/>
             <w:szCs w:val="20"/>
             <w:highlight w:val="white"/>
@@ -123,7 +123,6 @@
           <w:rFonts w:ascii="Helvetica" w:hAnsi="Helvetica"/>
           <w:b/>
           <w:bCs/>
-          <w:color w:val="548DD4" w:themeColor="text2" w:themeTint="99"/>
           <w:sz w:val="20"/>
           <w:szCs w:val="20"/>
         </w:rPr>
@@ -150,7 +149,6 @@
       <w:r>
         <w:rPr>
           <w:rFonts w:ascii="Helvetica" w:hAnsi="Helvetica"/>
-          <w:color w:val="548DD4" w:themeColor="text2" w:themeTint="99"/>
           <w:sz w:val="20"/>
           <w:szCs w:val="20"/>
         </w:rPr>
@@ -159,34 +157,30 @@
       <w:r>
         <w:rPr>
           <w:rFonts w:ascii="Helvetica" w:hAnsi="Helvetica"/>
-          <w:color w:val="548DD4" w:themeColor="text2" w:themeTint="99"/>
         </w:rPr>
         <w:fldChar w:fldCharType="begin"/>
       </w:r>
       <w:r>
         <w:rPr>
           <w:rFonts w:ascii="Helvetica" w:hAnsi="Helvetica"/>
-          <w:color w:val="548DD4" w:themeColor="text2" w:themeTint="99"/>
         </w:rPr>
         <w:instrText>HYPERLINK "https://www.linkedin.com/in/zacharycortinovis/" \h</w:instrText>
       </w:r>
       <w:r>
         <w:rPr>
           <w:rFonts w:ascii="Helvetica" w:hAnsi="Helvetica"/>
-          <w:color w:val="548DD4" w:themeColor="text2" w:themeTint="99"/>
-        </w:rPr>
-      </w:r>
-      <w:r>
-        <w:rPr>
-          <w:rFonts w:ascii="Helvetica" w:hAnsi="Helvetica"/>
-          <w:color w:val="548DD4" w:themeColor="text2" w:themeTint="99"/>
+        </w:rPr>
+      </w:r>
+      <w:r>
+        <w:rPr>
+          <w:rFonts w:ascii="Helvetica" w:hAnsi="Helvetica"/>
         </w:rPr>
         <w:fldChar w:fldCharType="separate"/>
       </w:r>
       <w:r>
         <w:rPr>
           <w:rFonts w:ascii="Helvetica" w:hAnsi="Helvetica"/>
-          <w:color w:val="548DD4" w:themeColor="text2" w:themeTint="99"/>
+          <w:color w:val="1155CC"/>
           <w:sz w:val="20"/>
           <w:szCs w:val="20"/>
           <w:u w:val="single"/>
@@ -196,7 +190,7 @@
       <w:r>
         <w:rPr>
           <w:rFonts w:ascii="Helvetica" w:hAnsi="Helvetica"/>
-          <w:color w:val="548DD4" w:themeColor="text2" w:themeTint="99"/>
+          <w:color w:val="1155CC"/>
           <w:sz w:val="20"/>
           <w:szCs w:val="20"/>
           <w:u w:val="single"/>
@@ -206,7 +200,7 @@
       <w:r>
         <w:rPr>
           <w:rFonts w:ascii="Helvetica" w:hAnsi="Helvetica"/>
-          <w:color w:val="548DD4" w:themeColor="text2" w:themeTint="99"/>
+          <w:color w:val="1155CC"/>
           <w:sz w:val="20"/>
           <w:szCs w:val="20"/>
           <w:u w:val="single"/>
@@ -216,7 +210,6 @@
       <w:r>
         <w:rPr>
           <w:rFonts w:ascii="Helvetica" w:hAnsi="Helvetica"/>
-          <w:color w:val="548DD4" w:themeColor="text2" w:themeTint="99"/>
         </w:rPr>
         <w:fldChar w:fldCharType="end"/>
       </w:r>
@@ -268,7 +261,7 @@
         <w:r>
           <w:rPr>
             <w:rFonts w:ascii="Helvetica" w:hAnsi="Helvetica"/>
-            <w:color w:val="548DD4" w:themeColor="text2" w:themeTint="99"/>
+            <w:color w:val="1155CC"/>
             <w:sz w:val="20"/>
             <w:szCs w:val="20"/>
             <w:u w:val="single"/>
@@ -278,7 +271,7 @@
         <w:r>
           <w:rPr>
             <w:rFonts w:ascii="Helvetica" w:hAnsi="Helvetica"/>
-            <w:color w:val="548DD4" w:themeColor="text2" w:themeTint="99"/>
+            <w:color w:val="1155CC"/>
             <w:sz w:val="20"/>
             <w:szCs w:val="20"/>
             <w:u w:val="single"/>
@@ -288,7 +281,7 @@
         <w:r>
           <w:rPr>
             <w:rFonts w:ascii="Helvetica" w:hAnsi="Helvetica"/>
-            <w:color w:val="548DD4" w:themeColor="text2" w:themeTint="99"/>
+            <w:color w:val="1155CC"/>
             <w:sz w:val="20"/>
             <w:szCs w:val="20"/>
             <w:u w:val="single"/>
@@ -307,7 +300,7 @@
           <w:right w:val="nil"/>
           <w:between w:val="nil"/>
         </w:pBdr>
-        <w:shd w:val="clear" w:color="auto" w:fill="B3E3C8"/>
+        <w:shd w:val="clear" w:color="auto" w:fill="A9DDAF"/>
         <w:ind w:left="-86" w:right="-130" w:firstLine="86"/>
         <w:rPr>
           <w:rFonts w:ascii="Helvetica" w:hAnsi="Helvetica"/>
@@ -484,7 +477,7 @@
           <w:right w:val="nil"/>
           <w:between w:val="nil"/>
         </w:pBdr>
-        <w:shd w:val="clear" w:color="auto" w:fill="B3E3C8"/>
+        <w:shd w:val="clear" w:color="auto" w:fill="A9DDAF"/>
         <w:ind w:left="-86" w:right="-130" w:firstLine="86"/>
         <w:rPr>
           <w:rFonts w:ascii="Helvetica" w:hAnsi="Helvetica"/>
@@ -570,22 +563,11 @@
           <w:rFonts w:ascii="Helvetica" w:eastAsia="Arial Unicode MS" w:hAnsi="Helvetica" w:cs="Arial Unicode MS"/>
           <w:b/>
           <w:bCs/>
-          <w:color w:val="548DD4" w:themeColor="text2" w:themeTint="99"/>
-          <w:sz w:val="24"/>
-          <w:szCs w:val="24"/>
-        </w:rPr>
-        <w:t>Product Manager</w:t>
-      </w:r>
-      <w:r>
-        <w:rPr>
-          <w:rFonts w:ascii="Helvetica" w:eastAsia="Arial Unicode MS" w:hAnsi="Helvetica" w:cs="Arial Unicode MS"/>
-          <w:b/>
-          <w:bCs/>
           <w:color w:val="4F81BD" w:themeColor="accent1"/>
           <w:sz w:val="24"/>
           <w:szCs w:val="24"/>
         </w:rPr>
-        <w:t xml:space="preserve"> </w:t>
+        <w:t xml:space="preserve">Product Manager </w:t>
       </w:r>
       <w:r>
         <w:rPr>
@@ -779,7 +761,6 @@
           <w:rPr>
             <w:rStyle w:val="Hyperlink"/>
             <w:rFonts w:ascii="Helvetica" w:hAnsi="Helvetica"/>
-            <w:color w:val="548DD4" w:themeColor="text2" w:themeTint="99"/>
             <w:sz w:val="24"/>
             <w:szCs w:val="24"/>
           </w:rPr>
@@ -789,7 +770,6 @@
           <w:rPr>
             <w:rStyle w:val="Hyperlink"/>
             <w:rFonts w:ascii="Helvetica" w:hAnsi="Helvetica"/>
-            <w:color w:val="548DD4" w:themeColor="text2" w:themeTint="99"/>
             <w:sz w:val="24"/>
             <w:szCs w:val="24"/>
           </w:rPr>
@@ -799,7 +779,6 @@
           <w:rPr>
             <w:rStyle w:val="Hyperlink"/>
             <w:rFonts w:ascii="Helvetica" w:hAnsi="Helvetica"/>
-            <w:color w:val="548DD4" w:themeColor="text2" w:themeTint="99"/>
             <w:sz w:val="24"/>
             <w:szCs w:val="24"/>
           </w:rPr>
@@ -809,7 +788,6 @@
           <w:rPr>
             <w:rStyle w:val="Hyperlink"/>
             <w:rFonts w:ascii="Helvetica" w:hAnsi="Helvetica"/>
-            <w:color w:val="548DD4" w:themeColor="text2" w:themeTint="99"/>
             <w:sz w:val="24"/>
             <w:szCs w:val="24"/>
           </w:rPr>
@@ -819,26 +797,16 @@
       <w:r>
         <w:rPr>
           <w:rFonts w:ascii="Helvetica" w:hAnsi="Helvetica"/>
-          <w:color w:val="548DD4" w:themeColor="text2" w:themeTint="99"/>
-          <w:sz w:val="24"/>
-          <w:szCs w:val="24"/>
-        </w:rPr>
-        <w:t xml:space="preserve"> </w:t>
-      </w:r>
-      <w:r>
-        <w:rPr>
-          <w:rFonts w:ascii="Helvetica" w:hAnsi="Helvetica"/>
-          <w:sz w:val="24"/>
-          <w:szCs w:val="24"/>
-        </w:rPr>
-        <w:t xml:space="preserve">and </w:t>
+          <w:sz w:val="24"/>
+          <w:szCs w:val="24"/>
+        </w:rPr>
+        <w:t xml:space="preserve"> and </w:t>
       </w:r>
       <w:hyperlink r:id="rId11" w:history="1">
         <w:r>
           <w:rPr>
             <w:rStyle w:val="Hyperlink"/>
             <w:rFonts w:ascii="Helvetica" w:hAnsi="Helvetica"/>
-            <w:color w:val="548DD4" w:themeColor="text2" w:themeTint="99"/>
             <w:sz w:val="24"/>
             <w:szCs w:val="24"/>
           </w:rPr>
@@ -1217,17 +1185,17 @@
           <w:rFonts w:ascii="Helvetica" w:hAnsi="Helvetica"/>
           <w:b/>
           <w:bCs/>
-          <w:color w:val="548DD4" w:themeColor="text2" w:themeTint="99"/>
-          <w:sz w:val="24"/>
-          <w:szCs w:val="24"/>
-        </w:rPr>
-      </w:pPr>
-      <w:r>
-        <w:rPr>
-          <w:rFonts w:ascii="Helvetica" w:hAnsi="Helvetica"/>
-          <w:b/>
-          <w:bCs/>
-          <w:color w:val="548DD4" w:themeColor="text2" w:themeTint="99"/>
+          <w:color w:val="4F81BD" w:themeColor="accent1"/>
+          <w:sz w:val="24"/>
+          <w:szCs w:val="24"/>
+        </w:rPr>
+      </w:pPr>
+      <w:r>
+        <w:rPr>
+          <w:rFonts w:ascii="Helvetica" w:hAnsi="Helvetica"/>
+          <w:b/>
+          <w:bCs/>
+          <w:color w:val="4F81BD" w:themeColor="accent1"/>
           <w:sz w:val="24"/>
           <w:szCs w:val="24"/>
         </w:rPr>
@@ -1392,7 +1360,7 @@
           <w:rFonts w:ascii="Helvetica" w:hAnsi="Helvetica"/>
           <w:b/>
           <w:bCs/>
-          <w:color w:val="548DD4" w:themeColor="text2" w:themeTint="99"/>
+          <w:color w:val="4F81BD" w:themeColor="accent1"/>
           <w:sz w:val="24"/>
           <w:szCs w:val="24"/>
         </w:rPr>
@@ -1593,7 +1561,7 @@
     </w:p>
     <w:p>
       <w:pPr>
-        <w:shd w:val="clear" w:color="auto" w:fill="B3E3C8"/>
+        <w:shd w:val="clear" w:color="auto" w:fill="A9DDAF"/>
         <w:tabs>
           <w:tab w:val="left" w:pos="4500"/>
         </w:tabs>
@@ -1629,15 +1597,15 @@
           <w:rFonts w:ascii="Helvetica" w:hAnsi="Helvetica"/>
           <w:b/>
           <w:bCs/>
-          <w:color w:val="548DD4" w:themeColor="text2" w:themeTint="99"/>
-        </w:rPr>
-      </w:pPr>
-      <w:r>
-        <w:rPr>
-          <w:rFonts w:ascii="Helvetica" w:hAnsi="Helvetica"/>
-          <w:b/>
-          <w:bCs/>
-          <w:color w:val="548DD4" w:themeColor="text2" w:themeTint="99"/>
+          <w:color w:val="4F81BD" w:themeColor="accent1"/>
+        </w:rPr>
+      </w:pPr>
+      <w:r>
+        <w:rPr>
+          <w:rFonts w:ascii="Helvetica" w:hAnsi="Helvetica"/>
+          <w:b/>
+          <w:bCs/>
+          <w:color w:val="4F81BD" w:themeColor="accent1"/>
         </w:rPr>
         <w:t>Texas State University</w:t>
       </w:r>
@@ -1681,7 +1649,7 @@
     </w:p>
     <w:p>
       <w:pPr>
-        <w:shd w:val="clear" w:color="auto" w:fill="B3E3C8"/>
+        <w:shd w:val="clear" w:color="auto" w:fill="92CDDC" w:themeFill="accent5" w:themeFillTint="99"/>
         <w:ind w:left="-450" w:right="-98" w:firstLine="450"/>
         <w:rPr>
           <w:rFonts w:ascii="Helvetica" w:hAnsi="Helvetica"/>
@@ -1709,15 +1677,15 @@
           <w:rFonts w:ascii="Helvetica" w:hAnsi="Helvetica"/>
           <w:b/>
           <w:bCs/>
-          <w:color w:val="548DD4" w:themeColor="text2" w:themeTint="99"/>
-        </w:rPr>
-      </w:pPr>
-      <w:r>
-        <w:rPr>
-          <w:rFonts w:ascii="Helvetica" w:hAnsi="Helvetica"/>
-          <w:b/>
-          <w:bCs/>
-          <w:color w:val="548DD4" w:themeColor="text2" w:themeTint="99"/>
+          <w:color w:val="4F81BD" w:themeColor="accent1"/>
+        </w:rPr>
+      </w:pPr>
+      <w:r>
+        <w:rPr>
+          <w:rFonts w:ascii="Helvetica" w:hAnsi="Helvetica"/>
+          <w:b/>
+          <w:bCs/>
+          <w:color w:val="4F81BD" w:themeColor="accent1"/>
         </w:rPr>
         <w:t xml:space="preserve">Figma </w:t>
       </w:r>
@@ -1726,7 +1694,7 @@
           <w:rFonts w:ascii="Helvetica" w:hAnsi="Helvetica"/>
           <w:b/>
           <w:bCs/>
-          <w:color w:val="548DD4" w:themeColor="text2" w:themeTint="99"/>
+          <w:color w:val="4F81BD" w:themeColor="accent1"/>
         </w:rPr>
         <w:t>-</w:t>
       </w:r>
@@ -1735,7 +1703,7 @@
           <w:rFonts w:ascii="Helvetica" w:hAnsi="Helvetica"/>
           <w:b/>
           <w:bCs/>
-          <w:color w:val="548DD4" w:themeColor="text2" w:themeTint="99"/>
+          <w:color w:val="4F81BD" w:themeColor="accent1"/>
         </w:rPr>
         <w:t xml:space="preserve"> </w:t>
       </w:r>
@@ -1744,7 +1712,7 @@
           <w:rFonts w:ascii="Helvetica" w:hAnsi="Helvetica"/>
           <w:b/>
           <w:bCs/>
-          <w:color w:val="548DD4" w:themeColor="text2" w:themeTint="99"/>
+          <w:color w:val="4F81BD" w:themeColor="accent1"/>
         </w:rPr>
         <w:t>Blender - Adobe - Cursor - Claude</w:t>
       </w:r>
@@ -3155,7 +3123,7 @@
 </file>
 
 <file path=customXml/itemProps1.xml><?xml version="1.0" encoding="utf-8"?>
-<ds:datastoreItem xmlns:ds="http://schemas.openxmlformats.org/officeDocument/2006/customXml" ds:itemID="{47D79DE7-6DEB-4F4D-A3A6-B4B0F74A7671}">
+<ds:datastoreItem xmlns:ds="http://schemas.openxmlformats.org/officeDocument/2006/customXml" ds:itemID="{0ADDB99B-5F78-EA4C-9ED6-0EB27590E9A5}">
   <ds:schemaRefs>
     <ds:schemaRef ds:uri="http://schemas.openxmlformats.org/officeDocument/2006/bibliography"/>
   </ds:schemaRefs>

--- a/resumes/zachary-cortinovis-resume-mar2026.docx
+++ b/resumes/zachary-cortinovis-resume-mar2026.docx
@@ -29,7 +29,8 @@
     </w:p>
     <w:p>
       <w:pPr>
-        <w:pStyle w:val="Heading2"/>
+        <w:spacing w:line="300" w:lineRule="auto"/>
+        <w:ind w:right="499"/>
         <w:rPr>
           <w:rFonts w:ascii="Helvetica" w:hAnsi="Helvetica"/>
           <w:color w:val="4F81BD" w:themeColor="accent1"/>
@@ -48,6 +49,15 @@
         </w:rPr>
         <w:t>UX Designer | Product Manager</w:t>
       </w:r>
+      <w:r>
+        <w:rPr>
+          <w:rFonts w:ascii="Helvetica" w:hAnsi="Helvetica"/>
+          <w:color w:val="4F81BD" w:themeColor="accent1"/>
+          <w:sz w:val="28"/>
+          <w:szCs w:val="28"/>
+        </w:rPr>
+        <w:t xml:space="preserve"> </w:t>
+      </w:r>
     </w:p>
     <w:p>
       <w:pPr>
@@ -65,15 +75,7 @@
           <w:color w:val="948A54" w:themeColor="background2" w:themeShade="80"/>
           <w:highlight w:val="white"/>
         </w:rPr>
-        <w:t>Georgetown, TX</w:t>
-      </w:r>
-      <w:r>
-        <w:rPr>
-          <w:rFonts w:ascii="Helvetica" w:hAnsi="Helvetica"/>
-          <w:color w:val="948A54" w:themeColor="background2" w:themeShade="80"/>
-          <w:highlight w:val="white"/>
-        </w:rPr>
-        <w:t xml:space="preserve"> — Austin Metropolitan Area</w:t>
+        <w:t>Georgetown, TX — Austin Metropolitan Area</w:t>
       </w:r>
     </w:p>
     <w:p>
@@ -115,7 +117,29 @@
             <w:highlight w:val="white"/>
             <w:u w:val="single"/>
           </w:rPr>
-          <w:t>zacharycortinovis@gmail.com</w:t>
+          <w:t>z</w:t>
+        </w:r>
+        <w:r>
+          <w:rPr>
+            <w:rFonts w:ascii="Helvetica" w:hAnsi="Helvetica"/>
+            <w:color w:val="1155CC"/>
+            <w:sz w:val="20"/>
+            <w:szCs w:val="20"/>
+            <w:highlight w:val="white"/>
+            <w:u w:val="single"/>
+          </w:rPr>
+          <w:t>a</w:t>
+        </w:r>
+        <w:r>
+          <w:rPr>
+            <w:rFonts w:ascii="Helvetica" w:hAnsi="Helvetica"/>
+            <w:color w:val="1155CC"/>
+            <w:sz w:val="20"/>
+            <w:szCs w:val="20"/>
+            <w:highlight w:val="white"/>
+            <w:u w:val="single"/>
+          </w:rPr>
+          <w:t>charycortinovis@gmail.com</w:t>
         </w:r>
       </w:hyperlink>
       <w:r>
@@ -237,17 +261,7 @@
           <w:sz w:val="20"/>
           <w:szCs w:val="20"/>
         </w:rPr>
-        <w:t>Website</w:t>
-      </w:r>
-      <w:r>
-        <w:rPr>
-          <w:rFonts w:ascii="Helvetica" w:hAnsi="Helvetica"/>
-          <w:b/>
-          <w:bCs/>
-          <w:sz w:val="20"/>
-          <w:szCs w:val="20"/>
-        </w:rPr>
-        <w:t>:</w:t>
+        <w:t>Website:</w:t>
       </w:r>
       <w:r>
         <w:rPr>
@@ -301,6 +315,7 @@
           <w:between w:val="nil"/>
         </w:pBdr>
         <w:shd w:val="clear" w:color="auto" w:fill="A9DDAF"/>
+        <w:spacing w:line="240" w:lineRule="auto"/>
         <w:ind w:left="-86" w:right="-130" w:firstLine="86"/>
         <w:rPr>
           <w:rFonts w:ascii="Helvetica" w:hAnsi="Helvetica"/>
@@ -308,8 +323,8 @@
           <w:bCs/>
           <w:i/>
           <w:iCs/>
-          <w:sz w:val="32"/>
-          <w:szCs w:val="32"/>
+          <w:sz w:val="28"/>
+          <w:szCs w:val="28"/>
         </w:rPr>
       </w:pPr>
       <w:bookmarkStart w:id="3" w:name="_n6nxih3mzbsn" w:colFirst="0" w:colLast="0"/>
@@ -321,8 +336,8 @@
           <w:bCs/>
           <w:i/>
           <w:iCs/>
-          <w:sz w:val="32"/>
-          <w:szCs w:val="32"/>
+          <w:sz w:val="28"/>
+          <w:szCs w:val="28"/>
         </w:rPr>
         <w:t>Summary</w:t>
       </w:r>
@@ -340,14 +355,14 @@
         <w:spacing w:before="120" w:after="200"/>
         <w:ind w:left="0" w:firstLine="0"/>
         <w:rPr>
-          <w:rFonts w:ascii="Helvetica" w:hAnsi="Helvetica"/>
-          <w:b/>
-          <w:bCs/>
-        </w:rPr>
-      </w:pPr>
-      <w:r>
-        <w:rPr>
-          <w:rFonts w:ascii="Helvetica" w:hAnsi="Helvetica"/>
+          <w:rFonts w:ascii="Helvetica Neue" w:hAnsi="Helvetica Neue"/>
+          <w:b/>
+          <w:bCs/>
+        </w:rPr>
+      </w:pPr>
+      <w:r>
+        <w:rPr>
+          <w:rFonts w:ascii="Helvetica Neue" w:hAnsi="Helvetica Neue"/>
           <w:b/>
           <w:bCs/>
           <w:sz w:val="24"/>
@@ -357,7 +372,7 @@
       </w:r>
       <w:r>
         <w:rPr>
-          <w:rFonts w:ascii="Helvetica" w:hAnsi="Helvetica"/>
+          <w:rFonts w:ascii="Helvetica Neue" w:hAnsi="Helvetica Neue"/>
           <w:b/>
           <w:bCs/>
           <w:sz w:val="24"/>
@@ -367,7 +382,7 @@
       </w:r>
       <w:r>
         <w:rPr>
-          <w:rFonts w:ascii="Helvetica" w:hAnsi="Helvetica"/>
+          <w:rFonts w:ascii="Helvetica Neue" w:hAnsi="Helvetica Neue"/>
           <w:b/>
           <w:bCs/>
           <w:sz w:val="24"/>
@@ -389,7 +404,7 @@
         <w:spacing w:before="20" w:after="200"/>
         <w:ind w:left="0" w:firstLine="0"/>
         <w:rPr>
-          <w:rFonts w:ascii="Helvetica" w:hAnsi="Helvetica"/>
+          <w:rFonts w:ascii="Helvetica Neue" w:hAnsi="Helvetica Neue"/>
           <w:sz w:val="24"/>
           <w:szCs w:val="24"/>
         </w:rPr>
@@ -398,7 +413,7 @@
       <w:bookmarkEnd w:id="4"/>
       <w:r>
         <w:rPr>
-          <w:rFonts w:ascii="Helvetica" w:hAnsi="Helvetica"/>
+          <w:rFonts w:ascii="Helvetica Neue" w:hAnsi="Helvetica Neue"/>
           <w:sz w:val="24"/>
           <w:szCs w:val="24"/>
         </w:rPr>
@@ -406,7 +421,7 @@
       </w:r>
       <w:r>
         <w:rPr>
-          <w:rFonts w:ascii="Helvetica" w:hAnsi="Helvetica"/>
+          <w:rFonts w:ascii="Helvetica Neue" w:hAnsi="Helvetica Neue"/>
           <w:sz w:val="24"/>
           <w:szCs w:val="24"/>
         </w:rPr>
@@ -414,7 +429,7 @@
       </w:r>
       <w:r>
         <w:rPr>
-          <w:rFonts w:ascii="Helvetica" w:hAnsi="Helvetica"/>
+          <w:rFonts w:ascii="Helvetica Neue" w:hAnsi="Helvetica Neue"/>
           <w:sz w:val="24"/>
           <w:szCs w:val="24"/>
         </w:rPr>
@@ -422,7 +437,7 @@
       </w:r>
       <w:r>
         <w:rPr>
-          <w:rFonts w:ascii="Helvetica" w:hAnsi="Helvetica"/>
+          <w:rFonts w:ascii="Helvetica Neue" w:hAnsi="Helvetica Neue"/>
           <w:sz w:val="24"/>
           <w:szCs w:val="24"/>
         </w:rPr>
@@ -442,7 +457,7 @@
         <w:spacing w:before="20" w:after="200"/>
         <w:ind w:left="0" w:firstLine="0"/>
         <w:rPr>
-          <w:rFonts w:ascii="Helvetica" w:hAnsi="Helvetica"/>
+          <w:rFonts w:ascii="Helvetica Neue" w:hAnsi="Helvetica Neue"/>
           <w:sz w:val="20"/>
           <w:szCs w:val="20"/>
         </w:rPr>
@@ -451,15 +466,31 @@
       <w:bookmarkEnd w:id="5"/>
       <w:r>
         <w:rPr>
-          <w:rFonts w:ascii="Helvetica" w:hAnsi="Helvetica"/>
-          <w:sz w:val="24"/>
-          <w:szCs w:val="24"/>
-        </w:rPr>
-        <w:t>Experienced at creating advanced visual graphics with high conversion, guiding decisions with data-driven insights, and refining workflows with better processes</w:t>
-      </w:r>
-      <w:r>
-        <w:rPr>
-          <w:rFonts w:ascii="Helvetica" w:hAnsi="Helvetica"/>
+          <w:rFonts w:ascii="Helvetica Neue" w:hAnsi="Helvetica Neue"/>
+          <w:sz w:val="24"/>
+          <w:szCs w:val="24"/>
+        </w:rPr>
+        <w:t xml:space="preserve">Experienced at creating advanced visual </w:t>
+      </w:r>
+      <w:r>
+        <w:rPr>
+          <w:rFonts w:ascii="Helvetica Neue" w:hAnsi="Helvetica Neue"/>
+          <w:sz w:val="24"/>
+          <w:szCs w:val="24"/>
+        </w:rPr>
+        <w:t>media</w:t>
+      </w:r>
+      <w:r>
+        <w:rPr>
+          <w:rFonts w:ascii="Helvetica Neue" w:hAnsi="Helvetica Neue"/>
+          <w:sz w:val="24"/>
+          <w:szCs w:val="24"/>
+        </w:rPr>
+        <w:t xml:space="preserve"> with high conversion, guiding decisions with data-driven insights, and refining workflows with better processes</w:t>
+      </w:r>
+      <w:r>
+        <w:rPr>
+          <w:rFonts w:ascii="Helvetica Neue" w:hAnsi="Helvetica Neue"/>
           <w:color w:val="595959"/>
           <w:sz w:val="24"/>
           <w:szCs w:val="24"/>
@@ -478,6 +509,7 @@
           <w:between w:val="nil"/>
         </w:pBdr>
         <w:shd w:val="clear" w:color="auto" w:fill="A9DDAF"/>
+        <w:spacing w:line="240" w:lineRule="auto"/>
         <w:ind w:left="-86" w:right="-130" w:firstLine="86"/>
         <w:rPr>
           <w:rFonts w:ascii="Helvetica" w:hAnsi="Helvetica"/>
@@ -485,8 +517,8 @@
           <w:bCs/>
           <w:i/>
           <w:iCs/>
-          <w:sz w:val="32"/>
-          <w:szCs w:val="32"/>
+          <w:sz w:val="28"/>
+          <w:szCs w:val="28"/>
         </w:rPr>
       </w:pPr>
       <w:bookmarkStart w:id="6" w:name="_h0u5nx55u1wb" w:colFirst="0" w:colLast="0"/>
@@ -500,8 +532,8 @@
           <w:bCs/>
           <w:i/>
           <w:iCs/>
-          <w:sz w:val="32"/>
-          <w:szCs w:val="32"/>
+          <w:sz w:val="28"/>
+          <w:szCs w:val="28"/>
         </w:rPr>
         <w:t>Work Experience</w:t>
       </w:r>
@@ -512,7 +544,7 @@
         <w:tabs>
           <w:tab w:val="left" w:pos="4134"/>
         </w:tabs>
-        <w:spacing w:before="120"/>
+        <w:spacing w:before="240"/>
         <w:rPr>
           <w:rFonts w:ascii="Helvetica" w:hAnsi="Helvetica"/>
           <w:b w:val="0"/>
@@ -564,8 +596,6 @@
           <w:b/>
           <w:bCs/>
           <w:color w:val="4F81BD" w:themeColor="accent1"/>
-          <w:sz w:val="24"/>
-          <w:szCs w:val="24"/>
         </w:rPr>
         <w:t xml:space="preserve">Product Manager </w:t>
       </w:r>
@@ -632,6 +662,13 @@
     </w:p>
     <w:p>
       <w:pPr>
+        <w:pStyle w:val="ListParagraph"/>
+        <w:numPr>
+          <w:ilvl w:val="0"/>
+          <w:numId w:val="2"/>
+        </w:numPr>
+        <w:spacing w:after="120" w:line="240" w:lineRule="auto"/>
+        <w:ind w:hanging="270"/>
         <w:rPr>
           <w:rFonts w:ascii="Helvetica" w:hAnsi="Helvetica"/>
           <w:sz w:val="24"/>
@@ -730,10 +767,10 @@
           <w:ilvl w:val="0"/>
           <w:numId w:val="1"/>
         </w:numPr>
-        <w:spacing w:before="20"/>
-        <w:ind w:left="360"/>
-        <w:rPr>
-          <w:rFonts w:ascii="Helvetica" w:hAnsi="Helvetica"/>
+        <w:spacing w:before="20" w:after="120" w:line="240" w:lineRule="auto"/>
+        <w:ind w:left="360" w:hanging="270"/>
+        <w:rPr>
+          <w:rFonts w:ascii="Helvetica Neue" w:hAnsi="Helvetica Neue"/>
           <w:sz w:val="24"/>
           <w:szCs w:val="24"/>
         </w:rPr>
@@ -742,19 +779,59 @@
       <w:bookmarkEnd w:id="8"/>
       <w:r>
         <w:rPr>
-          <w:rFonts w:ascii="Helvetica" w:hAnsi="Helvetica"/>
-          <w:sz w:val="24"/>
-          <w:szCs w:val="24"/>
-        </w:rPr>
-        <w:t>Solely r</w:t>
-      </w:r>
-      <w:r>
-        <w:rPr>
-          <w:rFonts w:ascii="Helvetica" w:hAnsi="Helvetica"/>
-          <w:sz w:val="24"/>
-          <w:szCs w:val="24"/>
-        </w:rPr>
-        <w:t xml:space="preserve">esponsible for designing, building, and managing </w:t>
+          <w:rFonts w:ascii="Helvetica Neue" w:hAnsi="Helvetica Neue"/>
+          <w:sz w:val="24"/>
+          <w:szCs w:val="24"/>
+        </w:rPr>
+        <w:t>Original creator of GlobalSKU brandin</w:t>
+      </w:r>
+      <w:r>
+        <w:rPr>
+          <w:rFonts w:ascii="Helvetica Neue" w:hAnsi="Helvetica Neue"/>
+          <w:sz w:val="24"/>
+          <w:szCs w:val="24"/>
+        </w:rPr>
+        <w:t>g</w:t>
+      </w:r>
+      <w:r>
+        <w:rPr>
+          <w:rFonts w:ascii="Helvetica Neue" w:hAnsi="Helvetica Neue"/>
+          <w:sz w:val="24"/>
+          <w:szCs w:val="24"/>
+        </w:rPr>
+        <w:t>, including the logo, colors, fonts, icons, and style. The brand was updated with the new website to create a unique cohesiveness that really stands out.</w:t>
+      </w:r>
+    </w:p>
+    <w:p>
+      <w:pPr>
+        <w:pStyle w:val="Heading5"/>
+        <w:numPr>
+          <w:ilvl w:val="0"/>
+          <w:numId w:val="1"/>
+        </w:numPr>
+        <w:spacing w:before="20" w:after="120" w:line="240" w:lineRule="auto"/>
+        <w:ind w:left="360" w:hanging="270"/>
+        <w:rPr>
+          <w:rFonts w:ascii="Helvetica" w:hAnsi="Helvetica"/>
+          <w:sz w:val="24"/>
+          <w:szCs w:val="24"/>
+        </w:rPr>
+      </w:pPr>
+      <w:r>
+        <w:rPr>
+          <w:rFonts w:ascii="Helvetica" w:hAnsi="Helvetica"/>
+          <w:sz w:val="24"/>
+          <w:szCs w:val="24"/>
+        </w:rPr>
+        <w:t>In charge of</w:t>
+      </w:r>
+      <w:r>
+        <w:rPr>
+          <w:rFonts w:ascii="Helvetica" w:hAnsi="Helvetica"/>
+          <w:sz w:val="24"/>
+          <w:szCs w:val="24"/>
+        </w:rPr>
+        <w:t xml:space="preserve"> designing, building, and managing </w:t>
       </w:r>
       <w:hyperlink r:id="rId10" w:history="1">
         <w:r>
@@ -836,37 +913,47 @@
           <w:right w:val="nil"/>
           <w:between w:val="nil"/>
         </w:pBdr>
-        <w:spacing w:before="20"/>
-        <w:ind w:left="360"/>
-        <w:rPr>
-          <w:rFonts w:ascii="Helvetica" w:hAnsi="Helvetica"/>
-          <w:sz w:val="24"/>
-          <w:szCs w:val="24"/>
-        </w:rPr>
-      </w:pPr>
-      <w:r>
-        <w:rPr>
-          <w:rFonts w:ascii="Helvetica" w:hAnsi="Helvetica"/>
-          <w:sz w:val="24"/>
-          <w:szCs w:val="24"/>
-        </w:rPr>
-        <w:t>Original creator of the GlobalSKU branding direction, including the logo, colors, fonts, icons, and style.</w:t>
-      </w:r>
-      <w:r>
-        <w:rPr>
-          <w:rFonts w:ascii="Helvetica" w:hAnsi="Helvetica"/>
-          <w:sz w:val="24"/>
-          <w:szCs w:val="24"/>
-        </w:rPr>
-        <w:t xml:space="preserve"> The brand was </w:t>
-      </w:r>
-      <w:r>
-        <w:rPr>
-          <w:rFonts w:ascii="Helvetica" w:hAnsi="Helvetica"/>
-          <w:sz w:val="24"/>
-          <w:szCs w:val="24"/>
-        </w:rPr>
-        <w:t>updated</w:t>
+        <w:spacing w:before="20" w:after="120" w:line="240" w:lineRule="auto"/>
+        <w:ind w:left="360" w:hanging="270"/>
+        <w:rPr>
+          <w:rFonts w:ascii="Helvetica" w:hAnsi="Helvetica"/>
+          <w:sz w:val="24"/>
+          <w:szCs w:val="24"/>
+        </w:rPr>
+      </w:pPr>
+      <w:bookmarkStart w:id="9" w:name="_g2sglxcslxdd" w:colFirst="0" w:colLast="0"/>
+      <w:bookmarkEnd w:id="9"/>
+      <w:r>
+        <w:rPr>
+          <w:rFonts w:ascii="Helvetica" w:hAnsi="Helvetica"/>
+          <w:sz w:val="24"/>
+          <w:szCs w:val="24"/>
+        </w:rPr>
+        <w:t>Led</w:t>
+      </w:r>
+      <w:r>
+        <w:rPr>
+          <w:rFonts w:ascii="Helvetica" w:hAnsi="Helvetica"/>
+          <w:sz w:val="24"/>
+          <w:szCs w:val="24"/>
+        </w:rPr>
+        <w:t xml:space="preserve"> a development team and served as its </w:t>
+      </w:r>
+      <w:r>
+        <w:rPr>
+          <w:rFonts w:ascii="Helvetica" w:hAnsi="Helvetica"/>
+          <w:sz w:val="24"/>
+          <w:szCs w:val="24"/>
+        </w:rPr>
+        <w:t>UX/</w:t>
+      </w:r>
+      <w:r>
+        <w:rPr>
+          <w:rFonts w:ascii="Helvetica" w:hAnsi="Helvetica"/>
+          <w:sz w:val="24"/>
+          <w:szCs w:val="24"/>
+        </w:rPr>
+        <w:t>UI designer for 9 months</w:t>
       </w:r>
       <w:r>
         <w:rPr>
@@ -882,31 +969,129 @@
           <w:sz w:val="24"/>
           <w:szCs w:val="24"/>
         </w:rPr>
-        <w:t xml:space="preserve">with the new website </w:t>
-      </w:r>
-      <w:r>
-        <w:rPr>
-          <w:rFonts w:ascii="Helvetica" w:hAnsi="Helvetica"/>
-          <w:sz w:val="24"/>
-          <w:szCs w:val="24"/>
-        </w:rPr>
-        <w:t xml:space="preserve">to create a unique cohesiveness that </w:t>
-      </w:r>
-      <w:r>
-        <w:rPr>
-          <w:rFonts w:ascii="Helvetica" w:hAnsi="Helvetica"/>
-          <w:sz w:val="24"/>
-          <w:szCs w:val="24"/>
-        </w:rPr>
-        <w:t xml:space="preserve">really </w:t>
-      </w:r>
-      <w:r>
-        <w:rPr>
-          <w:rFonts w:ascii="Helvetica" w:hAnsi="Helvetica"/>
-          <w:sz w:val="24"/>
-          <w:szCs w:val="24"/>
-        </w:rPr>
-        <w:t xml:space="preserve">stands out.  </w:t>
+        <w:t>whose</w:t>
+      </w:r>
+      <w:r>
+        <w:rPr>
+          <w:rFonts w:ascii="Helvetica" w:hAnsi="Helvetica"/>
+          <w:sz w:val="24"/>
+          <w:szCs w:val="24"/>
+        </w:rPr>
+        <w:t xml:space="preserve"> sole purpose was to create </w:t>
+      </w:r>
+      <w:r>
+        <w:rPr>
+          <w:rFonts w:ascii="Helvetica" w:hAnsi="Helvetica"/>
+          <w:sz w:val="24"/>
+          <w:szCs w:val="24"/>
+        </w:rPr>
+        <w:t xml:space="preserve">revenue-bringing </w:t>
+      </w:r>
+      <w:r>
+        <w:rPr>
+          <w:rFonts w:ascii="Helvetica" w:hAnsi="Helvetica"/>
+          <w:sz w:val="24"/>
+          <w:szCs w:val="24"/>
+        </w:rPr>
+        <w:t xml:space="preserve">features to </w:t>
+      </w:r>
+      <w:r>
+        <w:rPr>
+          <w:rFonts w:ascii="Helvetica" w:hAnsi="Helvetica"/>
+          <w:sz w:val="24"/>
+          <w:szCs w:val="24"/>
+        </w:rPr>
+        <w:t>the</w:t>
+      </w:r>
+      <w:r>
+        <w:rPr>
+          <w:rFonts w:ascii="Helvetica" w:hAnsi="Helvetica"/>
+          <w:sz w:val="24"/>
+          <w:szCs w:val="24"/>
+        </w:rPr>
+        <w:t xml:space="preserve"> Vendidit </w:t>
+      </w:r>
+      <w:r>
+        <w:rPr>
+          <w:rFonts w:ascii="Helvetica" w:hAnsi="Helvetica"/>
+          <w:sz w:val="24"/>
+          <w:szCs w:val="24"/>
+        </w:rPr>
+        <w:t>Marketplace</w:t>
+      </w:r>
+      <w:bookmarkStart w:id="10" w:name="_lewpi1noyqjj" w:colFirst="0" w:colLast="0"/>
+      <w:bookmarkEnd w:id="10"/>
+      <w:r>
+        <w:rPr>
+          <w:rFonts w:ascii="Helvetica" w:hAnsi="Helvetica"/>
+          <w:sz w:val="24"/>
+          <w:szCs w:val="24"/>
+        </w:rPr>
+        <w:t>.</w:t>
+      </w:r>
+    </w:p>
+    <w:p>
+      <w:pPr>
+        <w:pStyle w:val="Heading5"/>
+        <w:numPr>
+          <w:ilvl w:val="0"/>
+          <w:numId w:val="1"/>
+        </w:numPr>
+        <w:pBdr>
+          <w:top w:val="nil"/>
+          <w:left w:val="nil"/>
+          <w:bottom w:val="nil"/>
+          <w:right w:val="nil"/>
+          <w:between w:val="nil"/>
+        </w:pBdr>
+        <w:spacing w:before="20" w:after="120" w:line="240" w:lineRule="auto"/>
+        <w:ind w:left="360" w:hanging="270"/>
+        <w:rPr>
+          <w:rFonts w:ascii="Helvetica" w:hAnsi="Helvetica"/>
+          <w:sz w:val="24"/>
+          <w:szCs w:val="24"/>
+        </w:rPr>
+      </w:pPr>
+      <w:bookmarkStart w:id="11" w:name="_47i21xw9tf0v" w:colFirst="0" w:colLast="0"/>
+      <w:bookmarkEnd w:id="11"/>
+      <w:r>
+        <w:rPr>
+          <w:rFonts w:ascii="Helvetica" w:hAnsi="Helvetica"/>
+          <w:sz w:val="24"/>
+          <w:szCs w:val="24"/>
+        </w:rPr>
+        <w:t>Contributed heavily towards renovating foundational business processes and document centralization.</w:t>
+      </w:r>
+    </w:p>
+    <w:p>
+      <w:pPr>
+        <w:pStyle w:val="Heading5"/>
+        <w:numPr>
+          <w:ilvl w:val="0"/>
+          <w:numId w:val="1"/>
+        </w:numPr>
+        <w:pBdr>
+          <w:top w:val="nil"/>
+          <w:left w:val="nil"/>
+          <w:bottom w:val="nil"/>
+          <w:right w:val="nil"/>
+          <w:between w:val="nil"/>
+        </w:pBdr>
+        <w:spacing w:after="240" w:line="240" w:lineRule="auto"/>
+        <w:ind w:left="360" w:hanging="274"/>
+        <w:rPr>
+          <w:rFonts w:ascii="Helvetica" w:hAnsi="Helvetica"/>
+          <w:sz w:val="24"/>
+          <w:szCs w:val="24"/>
+        </w:rPr>
+      </w:pPr>
+      <w:r>
+        <w:rPr>
+          <w:rFonts w:ascii="Helvetica" w:hAnsi="Helvetica"/>
+          <w:sz w:val="24"/>
+          <w:szCs w:val="24"/>
+        </w:rPr>
+        <w:t xml:space="preserve">Played a key role integrating new software / AI tools into our business and onboarding teammates. </w:t>
       </w:r>
     </w:p>
     <w:p>
@@ -930,205 +1115,11 @@
           <w:sz w:val="24"/>
           <w:szCs w:val="24"/>
         </w:rPr>
-      </w:pPr>
-      <w:bookmarkStart w:id="9" w:name="_g2sglxcslxdd" w:colFirst="0" w:colLast="0"/>
-      <w:bookmarkEnd w:id="9"/>
-      <w:r>
-        <w:rPr>
-          <w:rFonts w:ascii="Helvetica" w:hAnsi="Helvetica"/>
-          <w:sz w:val="24"/>
-          <w:szCs w:val="24"/>
-        </w:rPr>
-        <w:t>Led</w:t>
-      </w:r>
-      <w:r>
-        <w:rPr>
-          <w:rFonts w:ascii="Helvetica" w:hAnsi="Helvetica"/>
-          <w:sz w:val="24"/>
-          <w:szCs w:val="24"/>
-        </w:rPr>
-        <w:t xml:space="preserve"> a development team and served as its </w:t>
-      </w:r>
-      <w:r>
-        <w:rPr>
-          <w:rFonts w:ascii="Helvetica" w:hAnsi="Helvetica"/>
-          <w:sz w:val="24"/>
-          <w:szCs w:val="24"/>
-        </w:rPr>
-        <w:t>UX/</w:t>
-      </w:r>
-      <w:r>
-        <w:rPr>
-          <w:rFonts w:ascii="Helvetica" w:hAnsi="Helvetica"/>
-          <w:sz w:val="24"/>
-          <w:szCs w:val="24"/>
-        </w:rPr>
-        <w:t>UI designer for 9 months</w:t>
-      </w:r>
-      <w:r>
-        <w:rPr>
-          <w:rFonts w:ascii="Helvetica" w:hAnsi="Helvetica"/>
-          <w:sz w:val="24"/>
-          <w:szCs w:val="24"/>
-        </w:rPr>
-        <w:t xml:space="preserve"> </w:t>
-      </w:r>
-      <w:r>
-        <w:rPr>
-          <w:rFonts w:ascii="Helvetica" w:hAnsi="Helvetica"/>
-          <w:sz w:val="24"/>
-          <w:szCs w:val="24"/>
-        </w:rPr>
-        <w:t>whose</w:t>
-      </w:r>
-      <w:r>
-        <w:rPr>
-          <w:rFonts w:ascii="Helvetica" w:hAnsi="Helvetica"/>
-          <w:sz w:val="24"/>
-          <w:szCs w:val="24"/>
-        </w:rPr>
-        <w:t xml:space="preserve"> sole purpose was to create </w:t>
-      </w:r>
-      <w:r>
-        <w:rPr>
-          <w:rFonts w:ascii="Helvetica" w:hAnsi="Helvetica"/>
-          <w:sz w:val="24"/>
-          <w:szCs w:val="24"/>
-        </w:rPr>
-        <w:t xml:space="preserve">revenue-bringing </w:t>
-      </w:r>
-      <w:r>
-        <w:rPr>
-          <w:rFonts w:ascii="Helvetica" w:hAnsi="Helvetica"/>
-          <w:sz w:val="24"/>
-          <w:szCs w:val="24"/>
-        </w:rPr>
-        <w:t xml:space="preserve">features to </w:t>
-      </w:r>
-      <w:r>
-        <w:rPr>
-          <w:rFonts w:ascii="Helvetica" w:hAnsi="Helvetica"/>
-          <w:sz w:val="24"/>
-          <w:szCs w:val="24"/>
-        </w:rPr>
-        <w:t>the</w:t>
-      </w:r>
-      <w:r>
-        <w:rPr>
-          <w:rFonts w:ascii="Helvetica" w:hAnsi="Helvetica"/>
-          <w:sz w:val="24"/>
-          <w:szCs w:val="24"/>
-        </w:rPr>
-        <w:t xml:space="preserve"> Vendidit </w:t>
-      </w:r>
-      <w:r>
-        <w:rPr>
-          <w:rFonts w:ascii="Helvetica" w:hAnsi="Helvetica"/>
-          <w:sz w:val="24"/>
-          <w:szCs w:val="24"/>
-        </w:rPr>
-        <w:t>Marketplace</w:t>
-      </w:r>
-      <w:bookmarkStart w:id="10" w:name="_lewpi1noyqjj" w:colFirst="0" w:colLast="0"/>
-      <w:bookmarkEnd w:id="10"/>
-      <w:r>
-        <w:rPr>
-          <w:rFonts w:ascii="Helvetica" w:hAnsi="Helvetica"/>
-          <w:sz w:val="24"/>
-          <w:szCs w:val="24"/>
-        </w:rPr>
-        <w:t>.</w:t>
-      </w:r>
-    </w:p>
-    <w:p>
-      <w:pPr>
-        <w:pStyle w:val="Heading5"/>
-        <w:numPr>
-          <w:ilvl w:val="0"/>
-          <w:numId w:val="1"/>
-        </w:numPr>
-        <w:pBdr>
-          <w:top w:val="nil"/>
-          <w:left w:val="nil"/>
-          <w:bottom w:val="nil"/>
-          <w:right w:val="nil"/>
-          <w:between w:val="nil"/>
-        </w:pBdr>
-        <w:spacing w:before="20"/>
-        <w:ind w:left="360"/>
-        <w:rPr>
-          <w:rFonts w:ascii="Helvetica" w:hAnsi="Helvetica"/>
-          <w:sz w:val="24"/>
-          <w:szCs w:val="24"/>
-        </w:rPr>
-      </w:pPr>
-      <w:bookmarkStart w:id="11" w:name="_47i21xw9tf0v" w:colFirst="0" w:colLast="0"/>
-      <w:bookmarkEnd w:id="11"/>
-      <w:r>
-        <w:rPr>
-          <w:rFonts w:ascii="Helvetica" w:hAnsi="Helvetica"/>
-          <w:sz w:val="24"/>
-          <w:szCs w:val="24"/>
-        </w:rPr>
-        <w:t>Contributed heavily towards renovating foundational business processes and document centralization.</w:t>
-      </w:r>
-    </w:p>
-    <w:p>
-      <w:pPr>
-        <w:pStyle w:val="Heading5"/>
-        <w:numPr>
-          <w:ilvl w:val="0"/>
-          <w:numId w:val="1"/>
-        </w:numPr>
-        <w:pBdr>
-          <w:top w:val="nil"/>
-          <w:left w:val="nil"/>
-          <w:bottom w:val="nil"/>
-          <w:right w:val="nil"/>
-          <w:between w:val="nil"/>
-        </w:pBdr>
-        <w:spacing w:after="180"/>
-        <w:ind w:left="360"/>
-        <w:rPr>
-          <w:rFonts w:ascii="Helvetica" w:hAnsi="Helvetica"/>
-          <w:sz w:val="24"/>
-          <w:szCs w:val="24"/>
-        </w:rPr>
-      </w:pPr>
-      <w:r>
-        <w:rPr>
-          <w:rFonts w:ascii="Helvetica" w:hAnsi="Helvetica"/>
-          <w:sz w:val="24"/>
-          <w:szCs w:val="24"/>
-        </w:rPr>
-        <w:t xml:space="preserve">Played a key role integrating new software / AI tools into our business and onboarding teammates. </w:t>
-      </w:r>
-    </w:p>
-    <w:p>
-      <w:pPr>
-        <w:pStyle w:val="Heading5"/>
-        <w:numPr>
-          <w:ilvl w:val="0"/>
-          <w:numId w:val="1"/>
-        </w:numPr>
-        <w:pBdr>
-          <w:top w:val="nil"/>
-          <w:left w:val="nil"/>
-          <w:bottom w:val="nil"/>
-          <w:right w:val="nil"/>
-          <w:between w:val="nil"/>
-        </w:pBdr>
-        <w:spacing w:before="20" w:after="240"/>
-        <w:ind w:left="360"/>
-        <w:rPr>
-          <w:rFonts w:ascii="Helvetica" w:hAnsi="Helvetica"/>
-          <w:sz w:val="24"/>
-          <w:szCs w:val="24"/>
-        </w:rPr>
         <w:sectPr>
           <w:headerReference w:type="even" r:id="rId12"/>
-          <w:footerReference w:type="default" r:id="rId13"/>
-          <w:headerReference w:type="first" r:id="rId14"/>
+          <w:headerReference w:type="default" r:id="rId13"/>
+          <w:footerReference w:type="default" r:id="rId14"/>
+          <w:headerReference w:type="first" r:id="rId15"/>
           <w:pgSz w:w="12240" w:h="15840"/>
           <w:pgMar w:top="283" w:right="425" w:bottom="283" w:left="425" w:header="0" w:footer="720" w:gutter="0"/>
           <w:pgNumType w:start="1"/>
@@ -1186,8 +1177,6 @@
           <w:b/>
           <w:bCs/>
           <w:color w:val="4F81BD" w:themeColor="accent1"/>
-          <w:sz w:val="24"/>
-          <w:szCs w:val="24"/>
         </w:rPr>
       </w:pPr>
       <w:r>
@@ -1196,8 +1185,6 @@
           <w:b/>
           <w:bCs/>
           <w:color w:val="4F81BD" w:themeColor="accent1"/>
-          <w:sz w:val="24"/>
-          <w:szCs w:val="24"/>
         </w:rPr>
         <w:t>Server / Web Designer</w:t>
       </w:r>
@@ -1209,8 +1196,8 @@
           <w:ilvl w:val="0"/>
           <w:numId w:val="1"/>
         </w:numPr>
-        <w:spacing w:before="20"/>
-        <w:ind w:left="360"/>
+        <w:spacing w:before="20" w:after="80"/>
+        <w:ind w:left="360" w:hanging="274"/>
         <w:rPr>
           <w:rFonts w:ascii="Helvetica" w:hAnsi="Helvetica"/>
         </w:rPr>
@@ -1233,8 +1220,8 @@
           <w:ilvl w:val="0"/>
           <w:numId w:val="1"/>
         </w:numPr>
-        <w:spacing w:before="20"/>
-        <w:ind w:left="360"/>
+        <w:spacing w:before="20" w:after="80"/>
+        <w:ind w:left="360" w:hanging="274"/>
         <w:rPr>
           <w:rFonts w:ascii="Helvetica" w:hAnsi="Helvetica"/>
         </w:rPr>
@@ -1255,8 +1242,8 @@
           <w:ilvl w:val="0"/>
           <w:numId w:val="1"/>
         </w:numPr>
-        <w:spacing w:before="20"/>
-        <w:ind w:left="360"/>
+        <w:spacing w:before="20" w:after="80"/>
+        <w:ind w:left="360" w:hanging="274"/>
         <w:rPr>
           <w:rFonts w:ascii="Helvetica" w:hAnsi="Helvetica"/>
         </w:rPr>
@@ -1267,7 +1254,25 @@
         <w:rPr>
           <w:rFonts w:ascii="Helvetica" w:hAnsi="Helvetica"/>
         </w:rPr>
-        <w:t>Built, but never launched, responsive company website with Visual Studio using HTML and CSS</w:t>
+        <w:t>Built</w:t>
+      </w:r>
+      <w:r>
+        <w:rPr>
+          <w:rFonts w:ascii="Helvetica" w:hAnsi="Helvetica"/>
+        </w:rPr>
+        <w:t xml:space="preserve"> </w:t>
+      </w:r>
+      <w:r>
+        <w:rPr>
+          <w:rFonts w:ascii="Helvetica" w:hAnsi="Helvetica"/>
+        </w:rPr>
+        <w:t>responsive company website with Visual Studio using HTML and CSS</w:t>
+      </w:r>
+      <w:r>
+        <w:rPr>
+          <w:rFonts w:ascii="Helvetica" w:hAnsi="Helvetica"/>
+        </w:rPr>
+        <w:t>.</w:t>
       </w:r>
     </w:p>
     <w:p>
@@ -1277,8 +1282,8 @@
           <w:ilvl w:val="0"/>
           <w:numId w:val="1"/>
         </w:numPr>
-        <w:spacing w:before="20"/>
-        <w:ind w:left="360"/>
+        <w:spacing w:before="20" w:after="80"/>
+        <w:ind w:left="360" w:hanging="274"/>
         <w:rPr>
           <w:rFonts w:ascii="Helvetica" w:hAnsi="Helvetica"/>
         </w:rPr>
@@ -1351,8 +1356,6 @@
           <w:b/>
           <w:bCs/>
           <w:color w:val="4F81BD" w:themeColor="accent1"/>
-          <w:sz w:val="24"/>
-          <w:szCs w:val="24"/>
         </w:rPr>
       </w:pPr>
       <w:r>
@@ -1361,8 +1364,6 @@
           <w:b/>
           <w:bCs/>
           <w:color w:val="4F81BD" w:themeColor="accent1"/>
-          <w:sz w:val="24"/>
-          <w:szCs w:val="24"/>
         </w:rPr>
         <w:t>Assistant Branch Manager</w:t>
       </w:r>
@@ -1372,8 +1373,6 @@
           <w:b/>
           <w:bCs/>
           <w:color w:val="4F81BD" w:themeColor="accent1"/>
-          <w:sz w:val="24"/>
-          <w:szCs w:val="24"/>
         </w:rPr>
         <w:tab/>
       </w:r>
@@ -1385,8 +1384,8 @@
           <w:ilvl w:val="0"/>
           <w:numId w:val="1"/>
         </w:numPr>
-        <w:spacing w:before="20"/>
-        <w:ind w:left="270" w:hanging="270"/>
+        <w:spacing w:before="20" w:after="80" w:line="240" w:lineRule="auto"/>
+        <w:ind w:left="360" w:hanging="274"/>
         <w:rPr>
           <w:rFonts w:ascii="Helvetica" w:hAnsi="Helvetica"/>
         </w:rPr>
@@ -1463,8 +1462,8 @@
           <w:ilvl w:val="0"/>
           <w:numId w:val="1"/>
         </w:numPr>
-        <w:spacing w:before="20"/>
-        <w:ind w:left="270" w:hanging="270"/>
+        <w:spacing w:before="20" w:after="80" w:line="240" w:lineRule="auto"/>
+        <w:ind w:left="360" w:hanging="274"/>
         <w:rPr>
           <w:rFonts w:ascii="Helvetica" w:hAnsi="Helvetica"/>
         </w:rPr>
@@ -1503,8 +1502,8 @@
           <w:ilvl w:val="0"/>
           <w:numId w:val="1"/>
         </w:numPr>
-        <w:spacing w:before="20"/>
-        <w:ind w:left="270" w:hanging="270"/>
+        <w:spacing w:before="20" w:after="80" w:line="240" w:lineRule="auto"/>
+        <w:ind w:left="360" w:hanging="274"/>
         <w:rPr>
           <w:rFonts w:ascii="Helvetica" w:hAnsi="Helvetica"/>
         </w:rPr>
@@ -1565,6 +1564,7 @@
         <w:tabs>
           <w:tab w:val="left" w:pos="4500"/>
         </w:tabs>
+        <w:spacing w:line="240" w:lineRule="auto"/>
         <w:ind w:left="-90" w:right="-98" w:firstLine="90"/>
         <w:rPr>
           <w:rFonts w:ascii="Helvetica" w:hAnsi="Helvetica"/>
@@ -1572,8 +1572,8 @@
           <w:bCs/>
           <w:i/>
           <w:iCs/>
-          <w:sz w:val="32"/>
-          <w:szCs w:val="32"/>
+          <w:sz w:val="28"/>
+          <w:szCs w:val="28"/>
         </w:rPr>
       </w:pPr>
       <w:r>
@@ -1583,8 +1583,8 @@
           <w:bCs/>
           <w:i/>
           <w:iCs/>
-          <w:sz w:val="32"/>
-          <w:szCs w:val="32"/>
+          <w:sz w:val="28"/>
+          <w:szCs w:val="28"/>
         </w:rPr>
         <w:t>Education</w:t>
       </w:r>
@@ -1638,23 +1638,15 @@
     </w:p>
     <w:p>
       <w:pPr>
-        <w:rPr>
-          <w:rFonts w:ascii="Helvetica" w:hAnsi="Helvetica"/>
-          <w:b/>
-          <w:bCs/>
-          <w:sz w:val="32"/>
-          <w:szCs w:val="32"/>
-        </w:rPr>
-      </w:pPr>
-    </w:p>
-    <w:p>
-      <w:pPr>
         <w:shd w:val="clear" w:color="auto" w:fill="92CDDC" w:themeFill="accent5" w:themeFillTint="99"/>
+        <w:spacing w:line="240" w:lineRule="auto"/>
         <w:ind w:left="-450" w:right="-98" w:firstLine="450"/>
         <w:rPr>
           <w:rFonts w:ascii="Helvetica" w:hAnsi="Helvetica"/>
           <w:i/>
           <w:iCs/>
+          <w:sz w:val="21"/>
+          <w:szCs w:val="21"/>
         </w:rPr>
       </w:pPr>
       <w:r>
@@ -1664,8 +1656,8 @@
           <w:bCs/>
           <w:i/>
           <w:iCs/>
-          <w:sz w:val="32"/>
-          <w:szCs w:val="32"/>
+          <w:sz w:val="28"/>
+          <w:szCs w:val="28"/>
         </w:rPr>
         <w:t>Skills</w:t>
       </w:r>
@@ -1719,10 +1711,140 @@
     </w:p>
     <w:p>
       <w:pPr>
-        <w:rPr>
-          <w:rFonts w:ascii="Helvetica" w:hAnsi="Helvetica"/>
-          <w:sz w:val="20"/>
-          <w:szCs w:val="20"/>
+        <w:spacing w:line="240" w:lineRule="auto"/>
+        <w:rPr>
+          <w:rFonts w:ascii="Helvetica" w:hAnsi="Helvetica"/>
+          <w:sz w:val="18"/>
+          <w:szCs w:val="18"/>
+        </w:rPr>
+      </w:pPr>
+      <w:r>
+        <w:rPr>
+          <w:rFonts w:ascii="Helvetica" w:hAnsi="Helvetica"/>
+          <w:sz w:val="18"/>
+          <w:szCs w:val="18"/>
+        </w:rPr>
+        <w:t xml:space="preserve">Brand Design, </w:t>
+      </w:r>
+      <w:r>
+        <w:rPr>
+          <w:rFonts w:ascii="Helvetica" w:hAnsi="Helvetica"/>
+          <w:sz w:val="18"/>
+          <w:szCs w:val="18"/>
+        </w:rPr>
+        <w:t xml:space="preserve">Web Design, </w:t>
+      </w:r>
+      <w:r>
+        <w:rPr>
+          <w:rFonts w:ascii="Helvetica" w:hAnsi="Helvetica"/>
+          <w:sz w:val="18"/>
+          <w:szCs w:val="18"/>
+        </w:rPr>
+        <w:t xml:space="preserve">UX for Conversion, </w:t>
+      </w:r>
+      <w:r>
+        <w:rPr>
+          <w:rFonts w:ascii="Helvetica" w:hAnsi="Helvetica"/>
+          <w:sz w:val="18"/>
+          <w:szCs w:val="18"/>
+        </w:rPr>
+        <w:t>Ad Design,</w:t>
+      </w:r>
+      <w:r>
+        <w:rPr>
+          <w:rFonts w:ascii="Helvetica" w:hAnsi="Helvetica"/>
+          <w:sz w:val="18"/>
+          <w:szCs w:val="18"/>
+        </w:rPr>
+        <w:t xml:space="preserve"> Reprioritization, Figma Design Systems</w:t>
+      </w:r>
+      <w:r>
+        <w:rPr>
+          <w:rFonts w:ascii="Helvetica" w:hAnsi="Helvetica"/>
+          <w:sz w:val="18"/>
+          <w:szCs w:val="18"/>
+        </w:rPr>
+        <w:t>,</w:t>
+      </w:r>
+      <w:r>
+        <w:rPr>
+          <w:rFonts w:ascii="Helvetica" w:hAnsi="Helvetica"/>
+          <w:sz w:val="18"/>
+          <w:szCs w:val="18"/>
+        </w:rPr>
+        <w:t xml:space="preserve"> Social </w:t>
+      </w:r>
+      <w:r>
+        <w:rPr>
+          <w:rFonts w:ascii="Helvetica" w:hAnsi="Helvetica"/>
+          <w:sz w:val="18"/>
+          <w:szCs w:val="18"/>
+        </w:rPr>
+        <w:t>Media Marketing</w:t>
+      </w:r>
+      <w:r>
+        <w:rPr>
+          <w:rFonts w:ascii="Helvetica" w:hAnsi="Helvetica"/>
+          <w:sz w:val="18"/>
+          <w:szCs w:val="18"/>
+        </w:rPr>
+        <w:t xml:space="preserve">, </w:t>
+      </w:r>
+      <w:r>
+        <w:rPr>
+          <w:rFonts w:ascii="Helvetica" w:hAnsi="Helvetica"/>
+          <w:sz w:val="18"/>
+          <w:szCs w:val="18"/>
+        </w:rPr>
+        <w:t>User Testing</w:t>
+      </w:r>
+      <w:r>
+        <w:rPr>
+          <w:rFonts w:ascii="Helvetica" w:hAnsi="Helvetica"/>
+          <w:sz w:val="18"/>
+          <w:szCs w:val="18"/>
+        </w:rPr>
+        <w:t>, 3D Animation, Vide</w:t>
+      </w:r>
+      <w:r>
+        <w:rPr>
+          <w:rFonts w:ascii="Helvetica" w:hAnsi="Helvetica"/>
+          <w:sz w:val="18"/>
+          <w:szCs w:val="18"/>
+        </w:rPr>
+        <w:t>ography, Photography</w:t>
+      </w:r>
+      <w:r>
+        <w:rPr>
+          <w:rFonts w:ascii="Helvetica" w:hAnsi="Helvetica"/>
+          <w:sz w:val="18"/>
+          <w:szCs w:val="18"/>
+        </w:rPr>
+        <w:t xml:space="preserve">, </w:t>
+      </w:r>
+      <w:r>
+        <w:rPr>
+          <w:rFonts w:ascii="Helvetica" w:hAnsi="Helvetica"/>
+          <w:sz w:val="18"/>
+          <w:szCs w:val="18"/>
+        </w:rPr>
+        <w:t>Spanis</w:t>
+      </w:r>
+      <w:r>
+        <w:rPr>
+          <w:rFonts w:ascii="Helvetica" w:hAnsi="Helvetica"/>
+          <w:sz w:val="18"/>
+          <w:szCs w:val="18"/>
+        </w:rPr>
+        <w:t>h</w:t>
+      </w:r>
+    </w:p>
+    <w:p>
+      <w:pPr>
+        <w:rPr>
+          <w:rFonts w:ascii="Helvetica" w:hAnsi="Helvetica"/>
+          <w:sz w:val="18"/>
+          <w:szCs w:val="18"/>
         </w:rPr>
         <w:sectPr>
           <w:type w:val="continuous"/>
@@ -1731,110 +1853,6 @@
           <w:cols w:num="2" w:space="118"/>
         </w:sectPr>
       </w:pPr>
-      <w:r>
-        <w:rPr>
-          <w:rFonts w:ascii="Helvetica" w:hAnsi="Helvetica"/>
-          <w:sz w:val="20"/>
-          <w:szCs w:val="20"/>
-        </w:rPr>
-        <w:t xml:space="preserve">Brand Design, </w:t>
-      </w:r>
-      <w:r>
-        <w:rPr>
-          <w:rFonts w:ascii="Helvetica" w:hAnsi="Helvetica"/>
-          <w:sz w:val="20"/>
-          <w:szCs w:val="20"/>
-        </w:rPr>
-        <w:t xml:space="preserve">UX for Conversion, </w:t>
-      </w:r>
-      <w:r>
-        <w:rPr>
-          <w:rFonts w:ascii="Helvetica" w:hAnsi="Helvetica"/>
-          <w:sz w:val="20"/>
-          <w:szCs w:val="20"/>
-        </w:rPr>
-        <w:t>Ad Design,</w:t>
-      </w:r>
-      <w:r>
-        <w:rPr>
-          <w:rFonts w:ascii="Helvetica" w:hAnsi="Helvetica"/>
-          <w:sz w:val="20"/>
-          <w:szCs w:val="20"/>
-        </w:rPr>
-        <w:t xml:space="preserve"> Reprioritization, Figma Design Systems</w:t>
-      </w:r>
-      <w:r>
-        <w:rPr>
-          <w:rFonts w:ascii="Helvetica" w:hAnsi="Helvetica"/>
-          <w:sz w:val="20"/>
-          <w:szCs w:val="20"/>
-        </w:rPr>
-        <w:t>,</w:t>
-      </w:r>
-      <w:r>
-        <w:rPr>
-          <w:rFonts w:ascii="Helvetica" w:hAnsi="Helvetica"/>
-          <w:sz w:val="20"/>
-          <w:szCs w:val="20"/>
-        </w:rPr>
-        <w:t xml:space="preserve"> Social </w:t>
-      </w:r>
-      <w:r>
-        <w:rPr>
-          <w:rFonts w:ascii="Helvetica" w:hAnsi="Helvetica"/>
-          <w:sz w:val="20"/>
-          <w:szCs w:val="20"/>
-        </w:rPr>
-        <w:t>Media Marketing</w:t>
-      </w:r>
-      <w:r>
-        <w:rPr>
-          <w:rFonts w:ascii="Helvetica" w:hAnsi="Helvetica"/>
-          <w:sz w:val="20"/>
-          <w:szCs w:val="20"/>
-        </w:rPr>
-        <w:t xml:space="preserve">, </w:t>
-      </w:r>
-      <w:r>
-        <w:rPr>
-          <w:rFonts w:ascii="Helvetica" w:hAnsi="Helvetica"/>
-          <w:sz w:val="20"/>
-          <w:szCs w:val="20"/>
-        </w:rPr>
-        <w:t>User Testing</w:t>
-      </w:r>
-      <w:r>
-        <w:rPr>
-          <w:rFonts w:ascii="Helvetica" w:hAnsi="Helvetica"/>
-          <w:sz w:val="20"/>
-          <w:szCs w:val="20"/>
-        </w:rPr>
-        <w:t>, 3D Animation, Vide</w:t>
-      </w:r>
-      <w:r>
-        <w:rPr>
-          <w:rFonts w:ascii="Helvetica" w:hAnsi="Helvetica"/>
-          <w:sz w:val="20"/>
-          <w:szCs w:val="20"/>
-        </w:rPr>
-        <w:t>ography, Photography</w:t>
-      </w:r>
-      <w:r>
-        <w:rPr>
-          <w:rFonts w:ascii="Helvetica" w:hAnsi="Helvetica"/>
-          <w:sz w:val="20"/>
-          <w:szCs w:val="20"/>
-        </w:rPr>
-        <w:t xml:space="preserve">, </w:t>
-      </w:r>
-      <w:r>
-        <w:rPr>
-          <w:rFonts w:ascii="Helvetica" w:hAnsi="Helvetica"/>
-          <w:sz w:val="20"/>
-          <w:szCs w:val="20"/>
-        </w:rPr>
-        <w:t>Spanish</w:t>
-      </w:r>
     </w:p>
     <w:p>
       <w:pPr>
@@ -1887,6 +1905,10 @@
   <w:p>
     <w:pPr>
       <w:pStyle w:val="Footer"/>
+      <w:rPr>
+        <w:sz w:val="21"/>
+        <w:szCs w:val="21"/>
+      </w:rPr>
     </w:pPr>
     <w:r>
       <w:rPr>
@@ -1894,8 +1916,8 @@
         <w:bCs/>
         <w:i/>
         <w:iCs/>
-        <w:sz w:val="20"/>
-        <w:szCs w:val="20"/>
+        <w:sz w:val="18"/>
+        <w:szCs w:val="18"/>
       </w:rPr>
       <w:t xml:space="preserve">Please visit my portfolio at </w:t>
     </w:r>
@@ -1907,8 +1929,8 @@
           <w:i/>
           <w:iCs/>
           <w:color w:val="1155CC"/>
-          <w:sz w:val="20"/>
-          <w:szCs w:val="20"/>
+          <w:sz w:val="18"/>
+          <w:szCs w:val="18"/>
           <w:u w:val="single"/>
         </w:rPr>
         <w:t>zacharycortinovis.com</w:t>
@@ -1920,8 +1942,8 @@
         <w:bCs/>
         <w:i/>
         <w:iCs/>
-        <w:sz w:val="20"/>
-        <w:szCs w:val="20"/>
+        <w:sz w:val="18"/>
+        <w:szCs w:val="18"/>
       </w:rPr>
       <w:t xml:space="preserve"> for a more in-depth look at </w:t>
     </w:r>
@@ -1931,8 +1953,8 @@
         <w:bCs/>
         <w:i/>
         <w:iCs/>
-        <w:sz w:val="20"/>
-        <w:szCs w:val="20"/>
+        <w:sz w:val="18"/>
+        <w:szCs w:val="18"/>
       </w:rPr>
       <w:t>my work and experience.</w:t>
     </w:r>
@@ -1985,6 +2007,16 @@
 </w:hdr>
 </file>
 
+<file path=word/header3.xml><?xml version="1.0" encoding="utf-8"?>
+<w:hdr xmlns:wpc="http://schemas.microsoft.com/office/word/2010/wordprocessingCanvas" xmlns:cx="http://schemas.microsoft.com/office/drawing/2014/chartex" xmlns:cx1="http://schemas.microsoft.com/office/drawing/2015/9/8/chartex" xmlns:cx2="http://schemas.microsoft.com/office/drawing/2015/10/21/chartex" xmlns:cx3="http://schemas.microsoft.com/office/drawing/2016/5/9/chartex" xmlns:cx4="http://schemas.microsoft.com/office/drawing/2016/5/10/chartex" xmlns:cx5="http://schemas.microsoft.com/office/drawing/2016/5/11/chartex" xmlns:cx6="http://schemas.microsoft.com/office/drawing/2016/5/12/chartex" xmlns:cx7="http://schemas.microsoft.com/office/drawing/2016/5/13/chartex" xmlns:cx8="http://schemas.microsoft.com/office/drawing/2016/5/14/chartex" xmlns:mc="http://schemas.openxmlformats.org/markup-compatibility/2006" xmlns:aink="http://schemas.microsoft.com/office/drawing/2016/ink" xmlns:am3d="http://schemas.microsoft.com/office/drawing/2017/model3d" xmlns:o="urn:schemas-microsoft-com:office:office" xmlns:oel="http://schemas.microsoft.com/office/2019/extlst" xmlns:r="http://schemas.openxmlformats.org/officeDocument/2006/relationships" xmlns:m="http://schemas.openxmlformats.org/officeDocument/2006/math" xmlns:v="urn:schemas-microsoft-com:vml" xmlns:wp14="http://schemas.microsoft.com/office/word/2010/wordprocessingDrawing" xmlns:wp="http://schemas.openxmlformats.org/drawingml/2006/wordprocessingDrawing" xmlns:w10="urn:schemas-microsoft-com:office:word" xmlns:w="http://schemas.openxmlformats.org/wordprocessingml/2006/main" xmlns:w14="http://schemas.microsoft.com/office/word/2010/wordml" xmlns:w15="http://schemas.microsoft.com/office/word/2012/wordml" xmlns:w16cex="http://schemas.microsoft.com/office/word/2018/wordml/cex" xmlns:w16cid="http://schemas.microsoft.com/office/word/2016/wordml/cid" xmlns:w16="http://schemas.microsoft.com/office/word/2018/wordml" xmlns:w16du="http://schemas.microsoft.com/office/word/2023/wordml/word16du" xmlns:w16sdtdh="http://schemas.microsoft.com/office/word/2020/wordml/sdtdatahash" xmlns:w16sdtfl="http://schemas.microsoft.com/office/word/2024/wordml/sdtformatlock" xmlns:w16se="http://schemas.microsoft.com/office/word/2015/wordml/symex" xmlns:wpg="http://schemas.microsoft.com/office/word/2010/wordprocessingGroup" xmlns:wpi="http://schemas.microsoft.com/office/word/2010/wordprocessingInk" xmlns:wne="http://schemas.microsoft.com/office/word/2006/wordml" xmlns:wps="http://schemas.microsoft.com/office/word/2010/wordprocessingShape" mc:Ignorable="w14 w15 w16se w16cid w16 w16cex w16sdtdh w16sdtfl w16du wp14">
+  <w:p>
+    <w:pPr>
+      <w:pStyle w:val="Header"/>
+    </w:pPr>
+  </w:p>
+</w:hdr>
+</file>
+
 <file path=word/numbering.xml><?xml version="1.0" encoding="utf-8"?>
 <w:numbering xmlns:wpc="http://schemas.microsoft.com/office/word/2010/wordprocessingCanvas" xmlns:cx="http://schemas.microsoft.com/office/drawing/2014/chartex" xmlns:cx1="http://schemas.microsoft.com/office/drawing/2015/9/8/chartex" xmlns:cx2="http://schemas.microsoft.com/office/drawing/2015/10/21/chartex" xmlns:cx3="http://schemas.microsoft.com/office/drawing/2016/5/9/chartex" xmlns:cx4="http://schemas.microsoft.com/office/drawing/2016/5/10/chartex" xmlns:cx5="http://schemas.microsoft.com/office/drawing/2016/5/11/chartex" xmlns:cx6="http://schemas.microsoft.com/office/drawing/2016/5/12/chartex" xmlns:cx7="http://schemas.microsoft.com/office/drawing/2016/5/13/chartex" xmlns:cx8="http://schemas.microsoft.com/office/drawing/2016/5/14/chartex" xmlns:mc="http://schemas.openxmlformats.org/markup-compatibility/2006" xmlns:aink="http://schemas.microsoft.com/office/drawing/2016/ink" xmlns:am3d="http://schemas.microsoft.com/office/drawing/2017/model3d" xmlns:o="urn:schemas-microsoft-com:office:office" xmlns:oel="http://schemas.microsoft.com/office/2019/extlst" xmlns:r="http://schemas.openxmlformats.org/officeDocument/2006/relationships" xmlns:m="http://schemas.openxmlformats.org/officeDocument/2006/math" xmlns:v="urn:schemas-microsoft-com:vml" xmlns:wp14="http://schemas.microsoft.com/office/word/2010/wordprocessingDrawing" xmlns:wp="http://schemas.openxmlformats.org/drawingml/2006/wordprocessingDrawing" xmlns:w10="urn:schemas-microsoft-com:office:word" xmlns:w="http://schemas.openxmlformats.org/wordprocessingml/2006/main" xmlns:w14="http://schemas.microsoft.com/office/word/2010/wordml" xmlns:w15="http://schemas.microsoft.com/office/word/2012/wordml" xmlns:w16cex="http://schemas.microsoft.com/office/word/2018/wordml/cex" xmlns:w16cid="http://schemas.microsoft.com/office/word/2016/wordml/cid" xmlns:w16="http://schemas.microsoft.com/office/word/2018/wordml" xmlns:w16du="http://schemas.microsoft.com/office/word/2023/wordml/word16du" xmlns:w16sdtdh="http://schemas.microsoft.com/office/word/2020/wordml/sdtdatahash" xmlns:w16sdtfl="http://schemas.microsoft.com/office/word/2024/wordml/sdtformatlock" xmlns:w16se="http://schemas.microsoft.com/office/word/2015/wordml/symex" xmlns:wpg="http://schemas.microsoft.com/office/word/2010/wordprocessingGroup" xmlns:wpi="http://schemas.microsoft.com/office/word/2010/wordprocessingInk" xmlns:wne="http://schemas.microsoft.com/office/word/2006/wordml" xmlns:wps="http://schemas.microsoft.com/office/word/2010/wordprocessingShape" mc:Ignorable="w14 w15 w16se w16cid w16 w16cex w16sdtdh w16sdtfl w16du wp14">
   <w:abstractNum w:abstractNumId="0" w15:restartNumberingAfterBreak="0">
@@ -2100,8 +2132,126 @@
       </w:rPr>
     </w:lvl>
   </w:abstractNum>
+  <w:abstractNum w:abstractNumId="1" w15:restartNumberingAfterBreak="0">
+    <w:nsid w:val="6DC457EC"/>
+    <w:multiLevelType w:val="hybridMultilevel"/>
+    <w:tmpl w:val="95DE006C"/>
+    <w:lvl w:ilvl="0" w:tplc="9C469554">
+      <w:numFmt w:val="bullet"/>
+      <w:lvlText w:val=""/>
+      <w:lvlJc w:val="left"/>
+      <w:pPr>
+        <w:ind w:left="360" w:hanging="360"/>
+      </w:pPr>
+      <w:rPr>
+        <w:rFonts w:ascii="Symbol" w:eastAsia="Arial" w:hAnsi="Symbol" w:cs="Arial" w:hint="default"/>
+        <w:b/>
+        <w:i w:val="0"/>
+        <w:iCs/>
+      </w:rPr>
+    </w:lvl>
+    <w:lvl w:ilvl="1" w:tplc="04090003" w:tentative="1">
+      <w:start w:val="1"/>
+      <w:numFmt w:val="bullet"/>
+      <w:lvlText w:val="o"/>
+      <w:lvlJc w:val="left"/>
+      <w:pPr>
+        <w:ind w:left="1080" w:hanging="360"/>
+      </w:pPr>
+      <w:rPr>
+        <w:rFonts w:ascii="Courier New" w:hAnsi="Courier New" w:cs="Courier New" w:hint="default"/>
+      </w:rPr>
+    </w:lvl>
+    <w:lvl w:ilvl="2" w:tplc="04090005" w:tentative="1">
+      <w:start w:val="1"/>
+      <w:numFmt w:val="bullet"/>
+      <w:lvlText w:val=""/>
+      <w:lvlJc w:val="left"/>
+      <w:pPr>
+        <w:ind w:left="1800" w:hanging="360"/>
+      </w:pPr>
+      <w:rPr>
+        <w:rFonts w:ascii="Wingdings" w:hAnsi="Wingdings" w:hint="default"/>
+      </w:rPr>
+    </w:lvl>
+    <w:lvl w:ilvl="3" w:tplc="04090001" w:tentative="1">
+      <w:start w:val="1"/>
+      <w:numFmt w:val="bullet"/>
+      <w:lvlText w:val=""/>
+      <w:lvlJc w:val="left"/>
+      <w:pPr>
+        <w:ind w:left="2520" w:hanging="360"/>
+      </w:pPr>
+      <w:rPr>
+        <w:rFonts w:ascii="Symbol" w:hAnsi="Symbol" w:hint="default"/>
+      </w:rPr>
+    </w:lvl>
+    <w:lvl w:ilvl="4" w:tplc="04090003" w:tentative="1">
+      <w:start w:val="1"/>
+      <w:numFmt w:val="bullet"/>
+      <w:lvlText w:val="o"/>
+      <w:lvlJc w:val="left"/>
+      <w:pPr>
+        <w:ind w:left="3240" w:hanging="360"/>
+      </w:pPr>
+      <w:rPr>
+        <w:rFonts w:ascii="Courier New" w:hAnsi="Courier New" w:cs="Courier New" w:hint="default"/>
+      </w:rPr>
+    </w:lvl>
+    <w:lvl w:ilvl="5" w:tplc="04090005" w:tentative="1">
+      <w:start w:val="1"/>
+      <w:numFmt w:val="bullet"/>
+      <w:lvlText w:val=""/>
+      <w:lvlJc w:val="left"/>
+      <w:pPr>
+        <w:ind w:left="3960" w:hanging="360"/>
+      </w:pPr>
+      <w:rPr>
+        <w:rFonts w:ascii="Wingdings" w:hAnsi="Wingdings" w:hint="default"/>
+      </w:rPr>
+    </w:lvl>
+    <w:lvl w:ilvl="6" w:tplc="04090001" w:tentative="1">
+      <w:start w:val="1"/>
+      <w:numFmt w:val="bullet"/>
+      <w:lvlText w:val=""/>
+      <w:lvlJc w:val="left"/>
+      <w:pPr>
+        <w:ind w:left="4680" w:hanging="360"/>
+      </w:pPr>
+      <w:rPr>
+        <w:rFonts w:ascii="Symbol" w:hAnsi="Symbol" w:hint="default"/>
+      </w:rPr>
+    </w:lvl>
+    <w:lvl w:ilvl="7" w:tplc="04090003" w:tentative="1">
+      <w:start w:val="1"/>
+      <w:numFmt w:val="bullet"/>
+      <w:lvlText w:val="o"/>
+      <w:lvlJc w:val="left"/>
+      <w:pPr>
+        <w:ind w:left="5400" w:hanging="360"/>
+      </w:pPr>
+      <w:rPr>
+        <w:rFonts w:ascii="Courier New" w:hAnsi="Courier New" w:cs="Courier New" w:hint="default"/>
+      </w:rPr>
+    </w:lvl>
+    <w:lvl w:ilvl="8" w:tplc="04090005" w:tentative="1">
+      <w:start w:val="1"/>
+      <w:numFmt w:val="bullet"/>
+      <w:lvlText w:val=""/>
+      <w:lvlJc w:val="left"/>
+      <w:pPr>
+        <w:ind w:left="6120" w:hanging="360"/>
+      </w:pPr>
+      <w:rPr>
+        <w:rFonts w:ascii="Wingdings" w:hAnsi="Wingdings" w:hint="default"/>
+      </w:rPr>
+    </w:lvl>
+  </w:abstractNum>
   <w:num w:numId="1" w16cid:durableId="19206607">
     <w:abstractNumId w:val="0"/>
+  </w:num>
+  <w:num w:numId="2" w16cid:durableId="1036004794">
+    <w:abstractNumId w:val="1"/>
   </w:num>
 </w:numbering>
 </file>
@@ -2698,7 +2848,8 @@
       <w:szCs w:val="26"/>
     </w:rPr>
   </w:style>
-  <w:style w:type="table" w:customStyle="1" w:styleId="a">
+  <w:style w:type="table" w:customStyle="1" w:styleId="1">
+    <w:name w:val="1"/>
     <w:basedOn w:val="TableNormal0"/>
     <w:tblPr>
       <w:tblStyleRowBandSize w:val="1"/>
@@ -3123,7 +3274,7 @@
 </file>
 
 <file path=customXml/itemProps1.xml><?xml version="1.0" encoding="utf-8"?>
-<ds:datastoreItem xmlns:ds="http://schemas.openxmlformats.org/officeDocument/2006/customXml" ds:itemID="{0ADDB99B-5F78-EA4C-9ED6-0EB27590E9A5}">
+<ds:datastoreItem xmlns:ds="http://schemas.openxmlformats.org/officeDocument/2006/customXml" ds:itemID="{7DA1B429-0FF3-B24D-ADFD-78D4F07C67EF}">
   <ds:schemaRefs>
     <ds:schemaRef ds:uri="http://schemas.openxmlformats.org/officeDocument/2006/bibliography"/>
   </ds:schemaRefs>

--- a/resumes/zachary-cortinovis-resume-mar2026.docx
+++ b/resumes/zachary-cortinovis-resume-mar2026.docx
@@ -75,7 +75,15 @@
           <w:color w:val="948A54" w:themeColor="background2" w:themeShade="80"/>
           <w:highlight w:val="white"/>
         </w:rPr>
-        <w:t>Georgetown, TX — Austin Metropolitan Area</w:t>
+        <w:t>Round Rock</w:t>
+      </w:r>
+      <w:r>
+        <w:rPr>
+          <w:rFonts w:ascii="Helvetica" w:hAnsi="Helvetica"/>
+          <w:color w:val="948A54" w:themeColor="background2" w:themeShade="80"/>
+          <w:highlight w:val="white"/>
+        </w:rPr>
+        <w:t>, TX — Austin Metropolitan Area</w:t>
       </w:r>
     </w:p>
     <w:p>
@@ -117,29 +125,7 @@
             <w:highlight w:val="white"/>
             <w:u w:val="single"/>
           </w:rPr>
-          <w:t>z</w:t>
-        </w:r>
-        <w:r>
-          <w:rPr>
-            <w:rFonts w:ascii="Helvetica" w:hAnsi="Helvetica"/>
-            <w:color w:val="1155CC"/>
-            <w:sz w:val="20"/>
-            <w:szCs w:val="20"/>
-            <w:highlight w:val="white"/>
-            <w:u w:val="single"/>
-          </w:rPr>
-          <w:t>a</w:t>
-        </w:r>
-        <w:r>
-          <w:rPr>
-            <w:rFonts w:ascii="Helvetica" w:hAnsi="Helvetica"/>
-            <w:color w:val="1155CC"/>
-            <w:sz w:val="20"/>
-            <w:szCs w:val="20"/>
-            <w:highlight w:val="white"/>
-            <w:u w:val="single"/>
-          </w:rPr>
-          <w:t>charycortinovis@gmail.com</w:t>
+          <w:t>zacharycortinovis@gmail.com</w:t>
         </w:r>
       </w:hyperlink>
       <w:r>
@@ -169,99 +155,6 @@
           <w:szCs w:val="20"/>
         </w:rPr>
         <w:t>LinkedIn</w:t>
-      </w:r>
-      <w:r>
-        <w:rPr>
-          <w:rFonts w:ascii="Helvetica" w:hAnsi="Helvetica"/>
-          <w:sz w:val="20"/>
-          <w:szCs w:val="20"/>
-        </w:rPr>
-        <w:t xml:space="preserve"> </w:t>
-      </w:r>
-      <w:r>
-        <w:rPr>
-          <w:rFonts w:ascii="Helvetica" w:hAnsi="Helvetica"/>
-        </w:rPr>
-        <w:fldChar w:fldCharType="begin"/>
-      </w:r>
-      <w:r>
-        <w:rPr>
-          <w:rFonts w:ascii="Helvetica" w:hAnsi="Helvetica"/>
-        </w:rPr>
-        <w:instrText>HYPERLINK "https://www.linkedin.com/in/zacharycortinovis/" \h</w:instrText>
-      </w:r>
-      <w:r>
-        <w:rPr>
-          <w:rFonts w:ascii="Helvetica" w:hAnsi="Helvetica"/>
-        </w:rPr>
-      </w:r>
-      <w:r>
-        <w:rPr>
-          <w:rFonts w:ascii="Helvetica" w:hAnsi="Helvetica"/>
-        </w:rPr>
-        <w:fldChar w:fldCharType="separate"/>
-      </w:r>
-      <w:r>
-        <w:rPr>
-          <w:rFonts w:ascii="Helvetica" w:hAnsi="Helvetica"/>
-          <w:color w:val="1155CC"/>
-          <w:sz w:val="20"/>
-          <w:szCs w:val="20"/>
-          <w:u w:val="single"/>
-        </w:rPr>
-        <w:t>linkedin.com/</w:t>
-      </w:r>
-      <w:r>
-        <w:rPr>
-          <w:rFonts w:ascii="Helvetica" w:hAnsi="Helvetica"/>
-          <w:color w:val="1155CC"/>
-          <w:sz w:val="20"/>
-          <w:szCs w:val="20"/>
-          <w:u w:val="single"/>
-        </w:rPr>
-        <w:t>i</w:t>
-      </w:r>
-      <w:r>
-        <w:rPr>
-          <w:rFonts w:ascii="Helvetica" w:hAnsi="Helvetica"/>
-          <w:color w:val="1155CC"/>
-          <w:sz w:val="20"/>
-          <w:szCs w:val="20"/>
-          <w:u w:val="single"/>
-        </w:rPr>
-        <w:t>n/zacharycortinovis</w:t>
-      </w:r>
-      <w:r>
-        <w:rPr>
-          <w:rFonts w:ascii="Helvetica" w:hAnsi="Helvetica"/>
-        </w:rPr>
-        <w:fldChar w:fldCharType="end"/>
-      </w:r>
-      <w:bookmarkStart w:id="2" w:name="_7go2rngca6d7" w:colFirst="0" w:colLast="0"/>
-      <w:bookmarkEnd w:id="2"/>
-      <w:r>
-        <w:rPr>
-          <w:rFonts w:ascii="Helvetica" w:hAnsi="Helvetica"/>
-        </w:rPr>
-        <w:t xml:space="preserve"> </w:t>
-      </w:r>
-      <w:r>
-        <w:rPr>
-          <w:rFonts w:ascii="Helvetica" w:hAnsi="Helvetica"/>
-          <w:sz w:val="20"/>
-          <w:szCs w:val="20"/>
-        </w:rPr>
-        <w:t xml:space="preserve">| </w:t>
-      </w:r>
-      <w:r>
-        <w:rPr>
-          <w:rFonts w:ascii="Helvetica" w:hAnsi="Helvetica"/>
-          <w:b/>
-          <w:bCs/>
-          <w:sz w:val="20"/>
-          <w:szCs w:val="20"/>
-        </w:rPr>
-        <w:t>Website:</w:t>
       </w:r>
       <w:r>
         <w:rPr>
@@ -280,8 +173,44 @@
             <w:szCs w:val="20"/>
             <w:u w:val="single"/>
           </w:rPr>
-          <w:t>zacharycortin</w:t>
+          <w:t>linkedin.com/in/zacharycortinovis</w:t>
         </w:r>
+      </w:hyperlink>
+      <w:bookmarkStart w:id="2" w:name="_7go2rngca6d7" w:colFirst="0" w:colLast="0"/>
+      <w:bookmarkEnd w:id="2"/>
+      <w:r>
+        <w:rPr>
+          <w:rFonts w:ascii="Helvetica" w:hAnsi="Helvetica"/>
+        </w:rPr>
+        <w:t xml:space="preserve"> </w:t>
+      </w:r>
+      <w:r>
+        <w:rPr>
+          <w:rFonts w:ascii="Helvetica" w:hAnsi="Helvetica"/>
+          <w:sz w:val="20"/>
+          <w:szCs w:val="20"/>
+        </w:rPr>
+        <w:t xml:space="preserve">| </w:t>
+      </w:r>
+      <w:r>
+        <w:rPr>
+          <w:rFonts w:ascii="Helvetica" w:hAnsi="Helvetica"/>
+          <w:b/>
+          <w:bCs/>
+          <w:sz w:val="20"/>
+          <w:szCs w:val="20"/>
+        </w:rPr>
+        <w:t>Website:</w:t>
+      </w:r>
+      <w:r>
+        <w:rPr>
+          <w:rFonts w:ascii="Helvetica" w:hAnsi="Helvetica"/>
+          <w:sz w:val="20"/>
+          <w:szCs w:val="20"/>
+        </w:rPr>
+        <w:t xml:space="preserve"> </w:t>
+      </w:r>
+      <w:hyperlink r:id="rId10">
         <w:r>
           <w:rPr>
             <w:rFonts w:ascii="Helvetica" w:hAnsi="Helvetica"/>
@@ -290,17 +219,7 @@
             <w:szCs w:val="20"/>
             <w:u w:val="single"/>
           </w:rPr>
-          <w:t>o</w:t>
-        </w:r>
-        <w:r>
-          <w:rPr>
-            <w:rFonts w:ascii="Helvetica" w:hAnsi="Helvetica"/>
-            <w:color w:val="1155CC"/>
-            <w:sz w:val="20"/>
-            <w:szCs w:val="20"/>
-            <w:u w:val="single"/>
-          </w:rPr>
-          <w:t>vis.com</w:t>
+          <w:t>zacharycortinovis.com</w:t>
         </w:r>
       </w:hyperlink>
     </w:p>
@@ -833,7 +752,7 @@
         </w:rPr>
         <w:t xml:space="preserve"> designing, building, and managing </w:t>
       </w:r>
-      <w:hyperlink r:id="rId10" w:history="1">
+      <w:hyperlink r:id="rId11" w:history="1">
         <w:r>
           <w:rPr>
             <w:rStyle w:val="Hyperlink"/>
@@ -841,25 +760,7 @@
             <w:sz w:val="24"/>
             <w:szCs w:val="24"/>
           </w:rPr>
-          <w:t>Glob</w:t>
-        </w:r>
-        <w:r>
-          <w:rPr>
-            <w:rStyle w:val="Hyperlink"/>
-            <w:rFonts w:ascii="Helvetica" w:hAnsi="Helvetica"/>
-            <w:sz w:val="24"/>
-            <w:szCs w:val="24"/>
-          </w:rPr>
-          <w:t>a</w:t>
-        </w:r>
-        <w:r>
-          <w:rPr>
-            <w:rStyle w:val="Hyperlink"/>
-            <w:rFonts w:ascii="Helvetica" w:hAnsi="Helvetica"/>
-            <w:sz w:val="24"/>
-            <w:szCs w:val="24"/>
-          </w:rPr>
-          <w:t>lSKU</w:t>
+          <w:t>GlobalSKU</w:t>
         </w:r>
         <w:r>
           <w:rPr>
@@ -879,7 +780,7 @@
         </w:rPr>
         <w:t xml:space="preserve"> and </w:t>
       </w:r>
-      <w:hyperlink r:id="rId11" w:history="1">
+      <w:hyperlink r:id="rId12" w:history="1">
         <w:r>
           <w:rPr>
             <w:rStyle w:val="Hyperlink"/>
@@ -1116,10 +1017,12 @@
           <w:szCs w:val="24"/>
         </w:rPr>
         <w:sectPr>
-          <w:headerReference w:type="even" r:id="rId12"/>
-          <w:headerReference w:type="default" r:id="rId13"/>
-          <w:footerReference w:type="default" r:id="rId14"/>
-          <w:headerReference w:type="first" r:id="rId15"/>
+          <w:headerReference w:type="even" r:id="rId13"/>
+          <w:headerReference w:type="default" r:id="rId14"/>
+          <w:footerReference w:type="even" r:id="rId15"/>
+          <w:footerReference w:type="default" r:id="rId16"/>
+          <w:headerReference w:type="first" r:id="rId17"/>
+          <w:footerReference w:type="first" r:id="rId18"/>
           <w:pgSz w:w="12240" w:h="15840"/>
           <w:pgMar w:top="283" w:right="425" w:bottom="283" w:left="425" w:header="0" w:footer="720" w:gutter="0"/>
           <w:pgNumType w:start="1"/>
@@ -1901,6 +1804,16 @@
 </file>
 
 <file path=word/footer1.xml><?xml version="1.0" encoding="utf-8"?>
+<w:ftr xmlns:wpc="http://schemas.microsoft.com/office/word/2010/wordprocessingCanvas" xmlns:cx="http://schemas.microsoft.com/office/drawing/2014/chartex" xmlns:cx1="http://schemas.microsoft.com/office/drawing/2015/9/8/chartex" xmlns:cx2="http://schemas.microsoft.com/office/drawing/2015/10/21/chartex" xmlns:cx3="http://schemas.microsoft.com/office/drawing/2016/5/9/chartex" xmlns:cx4="http://schemas.microsoft.com/office/drawing/2016/5/10/chartex" xmlns:cx5="http://schemas.microsoft.com/office/drawing/2016/5/11/chartex" xmlns:cx6="http://schemas.microsoft.com/office/drawing/2016/5/12/chartex" xmlns:cx7="http://schemas.microsoft.com/office/drawing/2016/5/13/chartex" xmlns:cx8="http://schemas.microsoft.com/office/drawing/2016/5/14/chartex" xmlns:mc="http://schemas.openxmlformats.org/markup-compatibility/2006" xmlns:aink="http://schemas.microsoft.com/office/drawing/2016/ink" xmlns:am3d="http://schemas.microsoft.com/office/drawing/2017/model3d" xmlns:o="urn:schemas-microsoft-com:office:office" xmlns:oel="http://schemas.microsoft.com/office/2019/extlst" xmlns:r="http://schemas.openxmlformats.org/officeDocument/2006/relationships" xmlns:m="http://schemas.openxmlformats.org/officeDocument/2006/math" xmlns:v="urn:schemas-microsoft-com:vml" xmlns:wp14="http://schemas.microsoft.com/office/word/2010/wordprocessingDrawing" xmlns:wp="http://schemas.openxmlformats.org/drawingml/2006/wordprocessingDrawing" xmlns:w10="urn:schemas-microsoft-com:office:word" xmlns:w="http://schemas.openxmlformats.org/wordprocessingml/2006/main" xmlns:w14="http://schemas.microsoft.com/office/word/2010/wordml" xmlns:w15="http://schemas.microsoft.com/office/word/2012/wordml" xmlns:w16cex="http://schemas.microsoft.com/office/word/2018/wordml/cex" xmlns:w16cid="http://schemas.microsoft.com/office/word/2016/wordml/cid" xmlns:w16="http://schemas.microsoft.com/office/word/2018/wordml" xmlns:w16du="http://schemas.microsoft.com/office/word/2023/wordml/word16du" xmlns:w16sdtdh="http://schemas.microsoft.com/office/word/2020/wordml/sdtdatahash" xmlns:w16sdtfl="http://schemas.microsoft.com/office/word/2024/wordml/sdtformatlock" xmlns:w16se="http://schemas.microsoft.com/office/word/2015/wordml/symex" xmlns:wpg="http://schemas.microsoft.com/office/word/2010/wordprocessingGroup" xmlns:wpi="http://schemas.microsoft.com/office/word/2010/wordprocessingInk" xmlns:wne="http://schemas.microsoft.com/office/word/2006/wordml" xmlns:wps="http://schemas.microsoft.com/office/word/2010/wordprocessingShape" mc:Ignorable="w14 w15 w16se w16cid w16 w16cex w16sdtdh w16sdtfl w16du wp14">
+  <w:p>
+    <w:pPr>
+      <w:pStyle w:val="Footer"/>
+    </w:pPr>
+  </w:p>
+</w:ftr>
+</file>
+
+<file path=word/footer2.xml><?xml version="1.0" encoding="utf-8"?>
 <w:ftr xmlns:wpc="http://schemas.microsoft.com/office/word/2010/wordprocessingCanvas" xmlns:cx="http://schemas.microsoft.com/office/drawing/2014/chartex" xmlns:cx1="http://schemas.microsoft.com/office/drawing/2015/9/8/chartex" xmlns:cx2="http://schemas.microsoft.com/office/drawing/2015/10/21/chartex" xmlns:cx3="http://schemas.microsoft.com/office/drawing/2016/5/9/chartex" xmlns:cx4="http://schemas.microsoft.com/office/drawing/2016/5/10/chartex" xmlns:cx5="http://schemas.microsoft.com/office/drawing/2016/5/11/chartex" xmlns:cx6="http://schemas.microsoft.com/office/drawing/2016/5/12/chartex" xmlns:cx7="http://schemas.microsoft.com/office/drawing/2016/5/13/chartex" xmlns:cx8="http://schemas.microsoft.com/office/drawing/2016/5/14/chartex" xmlns:mc="http://schemas.openxmlformats.org/markup-compatibility/2006" xmlns:aink="http://schemas.microsoft.com/office/drawing/2016/ink" xmlns:am3d="http://schemas.microsoft.com/office/drawing/2017/model3d" xmlns:o="urn:schemas-microsoft-com:office:office" xmlns:oel="http://schemas.microsoft.com/office/2019/extlst" xmlns:r="http://schemas.openxmlformats.org/officeDocument/2006/relationships" xmlns:m="http://schemas.openxmlformats.org/officeDocument/2006/math" xmlns:v="urn:schemas-microsoft-com:vml" xmlns:wp14="http://schemas.microsoft.com/office/word/2010/wordprocessingDrawing" xmlns:wp="http://schemas.openxmlformats.org/drawingml/2006/wordprocessingDrawing" xmlns:w10="urn:schemas-microsoft-com:office:word" xmlns:w="http://schemas.openxmlformats.org/wordprocessingml/2006/main" xmlns:w14="http://schemas.microsoft.com/office/word/2010/wordml" xmlns:w15="http://schemas.microsoft.com/office/word/2012/wordml" xmlns:w16cex="http://schemas.microsoft.com/office/word/2018/wordml/cex" xmlns:w16cid="http://schemas.microsoft.com/office/word/2016/wordml/cid" xmlns:w16="http://schemas.microsoft.com/office/word/2018/wordml" xmlns:w16du="http://schemas.microsoft.com/office/word/2023/wordml/word16du" xmlns:w16sdtdh="http://schemas.microsoft.com/office/word/2020/wordml/sdtdatahash" xmlns:w16sdtfl="http://schemas.microsoft.com/office/word/2024/wordml/sdtformatlock" xmlns:w16se="http://schemas.microsoft.com/office/word/2015/wordml/symex" xmlns:wpg="http://schemas.microsoft.com/office/word/2010/wordprocessingGroup" xmlns:wpi="http://schemas.microsoft.com/office/word/2010/wordprocessingInk" xmlns:wne="http://schemas.microsoft.com/office/word/2006/wordml" xmlns:wps="http://schemas.microsoft.com/office/word/2010/wordprocessingShape" mc:Ignorable="w14 w15 w16se w16cid w16 w16cex w16sdtdh w16sdtfl w16du wp14">
   <w:p>
     <w:pPr>
@@ -1958,6 +1871,16 @@
       </w:rPr>
       <w:t>my work and experience.</w:t>
     </w:r>
+  </w:p>
+</w:ftr>
+</file>
+
+<file path=word/footer3.xml><?xml version="1.0" encoding="utf-8"?>
+<w:ftr xmlns:wpc="http://schemas.microsoft.com/office/word/2010/wordprocessingCanvas" xmlns:cx="http://schemas.microsoft.com/office/drawing/2014/chartex" xmlns:cx1="http://schemas.microsoft.com/office/drawing/2015/9/8/chartex" xmlns:cx2="http://schemas.microsoft.com/office/drawing/2015/10/21/chartex" xmlns:cx3="http://schemas.microsoft.com/office/drawing/2016/5/9/chartex" xmlns:cx4="http://schemas.microsoft.com/office/drawing/2016/5/10/chartex" xmlns:cx5="http://schemas.microsoft.com/office/drawing/2016/5/11/chartex" xmlns:cx6="http://schemas.microsoft.com/office/drawing/2016/5/12/chartex" xmlns:cx7="http://schemas.microsoft.com/office/drawing/2016/5/13/chartex" xmlns:cx8="http://schemas.microsoft.com/office/drawing/2016/5/14/chartex" xmlns:mc="http://schemas.openxmlformats.org/markup-compatibility/2006" xmlns:aink="http://schemas.microsoft.com/office/drawing/2016/ink" xmlns:am3d="http://schemas.microsoft.com/office/drawing/2017/model3d" xmlns:o="urn:schemas-microsoft-com:office:office" xmlns:oel="http://schemas.microsoft.com/office/2019/extlst" xmlns:r="http://schemas.openxmlformats.org/officeDocument/2006/relationships" xmlns:m="http://schemas.openxmlformats.org/officeDocument/2006/math" xmlns:v="urn:schemas-microsoft-com:vml" xmlns:wp14="http://schemas.microsoft.com/office/word/2010/wordprocessingDrawing" xmlns:wp="http://schemas.openxmlformats.org/drawingml/2006/wordprocessingDrawing" xmlns:w10="urn:schemas-microsoft-com:office:word" xmlns:w="http://schemas.openxmlformats.org/wordprocessingml/2006/main" xmlns:w14="http://schemas.microsoft.com/office/word/2010/wordml" xmlns:w15="http://schemas.microsoft.com/office/word/2012/wordml" xmlns:w16cex="http://schemas.microsoft.com/office/word/2018/wordml/cex" xmlns:w16cid="http://schemas.microsoft.com/office/word/2016/wordml/cid" xmlns:w16="http://schemas.microsoft.com/office/word/2018/wordml" xmlns:w16du="http://schemas.microsoft.com/office/word/2023/wordml/word16du" xmlns:w16sdtdh="http://schemas.microsoft.com/office/word/2020/wordml/sdtdatahash" xmlns:w16sdtfl="http://schemas.microsoft.com/office/word/2024/wordml/sdtformatlock" xmlns:w16se="http://schemas.microsoft.com/office/word/2015/wordml/symex" xmlns:wpg="http://schemas.microsoft.com/office/word/2010/wordprocessingGroup" xmlns:wpi="http://schemas.microsoft.com/office/word/2010/wordprocessingInk" xmlns:wne="http://schemas.microsoft.com/office/word/2006/wordml" xmlns:wps="http://schemas.microsoft.com/office/word/2010/wordprocessingShape" mc:Ignorable="w14 w15 w16se w16cid w16 w16cex w16sdtdh w16sdtfl w16du wp14">
+  <w:p>
+    <w:pPr>
+      <w:pStyle w:val="Footer"/>
+    </w:pPr>
   </w:p>
 </w:ftr>
 </file>
